--- a/Lab1/Report.docx
+++ b/Lab1/Report.docx
@@ -516,7 +516,7 @@
           <w:color w:val="000000" w:themeColor="text1"/>
           <w:sz w:val="28"/>
           <w:szCs w:val="28"/>
-          <w:lang w:val="en-US"/>
+          <w:lang w:val="ru-RU"/>
         </w:rPr>
         <w:t>.</w:t>
       </w:r>
@@ -1454,7 +1454,7 @@
           <w:color w:val="000000" w:themeColor="text1"/>
           <w:sz w:val="28"/>
           <w:szCs w:val="28"/>
-          <w:lang w:val="en-US"/>
+          <w:lang w:val="ru-RU"/>
         </w:rPr>
         <w:t>.</w:t>
       </w:r>
@@ -1474,316 +1474,489 @@
         <w:spacing w:after="0"/>
         <w:rPr>
           <w:rFonts w:asciiTheme="minorHAnsi" w:hAnsiTheme="minorHAnsi" w:cstheme="minorHAnsi"/>
-          <w:lang w:val="en-US"/>
-        </w:rPr>
-      </w:pPr>
-      <w:r>
-        <w:rPr>
-          <w:rFonts w:asciiTheme="minorHAnsi" w:hAnsiTheme="minorHAnsi" w:cstheme="minorHAnsi"/>
-          <w:lang w:val="en-US"/>
-        </w:rPr>
-        <w:t xml:space="preserve">#include &lt;iostream&gt;</w:t>
-      </w:r>
-    </w:p>
-    <w:p>
-      <w:pPr>
-        <w:spacing w:after="0"/>
-        <w:rPr>
-          <w:rFonts w:asciiTheme="minorHAnsi" w:hAnsiTheme="minorHAnsi" w:cstheme="minorHAnsi"/>
-          <w:lang w:val="en-US"/>
-        </w:rPr>
-      </w:pPr>
-      <w:r>
-        <w:rPr>
-          <w:rFonts w:asciiTheme="minorHAnsi" w:hAnsiTheme="minorHAnsi" w:cstheme="minorHAnsi"/>
-          <w:lang w:val="en-US"/>
-        </w:rPr>
-        <w:t xml:space="preserve">#include &lt;iomanip&gt;</w:t>
-      </w:r>
-    </w:p>
-    <w:p>
-      <w:pPr>
-        <w:spacing w:after="0"/>
-        <w:rPr>
-          <w:rFonts w:asciiTheme="minorHAnsi" w:hAnsiTheme="minorHAnsi" w:cstheme="minorHAnsi"/>
-          <w:lang w:val="en-US"/>
-        </w:rPr>
-      </w:pPr>
-      <w:r>
-        <w:rPr>
-          <w:rFonts w:asciiTheme="minorHAnsi" w:hAnsiTheme="minorHAnsi" w:cstheme="minorHAnsi"/>
-          <w:lang w:val="en-US"/>
-        </w:rPr>
-        <w:t xml:space="preserve">#include &lt;cmath&gt;</w:t>
-      </w:r>
-    </w:p>
-    <w:p>
-      <w:pPr>
-        <w:spacing w:after="0"/>
-        <w:rPr>
-          <w:rFonts w:asciiTheme="minorHAnsi" w:hAnsiTheme="minorHAnsi" w:cstheme="minorHAnsi"/>
-          <w:lang w:val="en-US"/>
-        </w:rPr>
-      </w:pPr>
-      <w:r>
-        <w:rPr>
-          <w:rFonts w:asciiTheme="minorHAnsi" w:hAnsiTheme="minorHAnsi" w:cstheme="minorHAnsi"/>
-          <w:lang w:val="en-US"/>
-        </w:rPr>
-        <w:t xml:space="preserve">#include &lt;string&gt;</w:t>
-      </w:r>
-    </w:p>
-    <w:p>
-      <w:pPr>
-        <w:spacing w:after="0"/>
-        <w:rPr>
-          <w:rFonts w:asciiTheme="minorHAnsi" w:hAnsiTheme="minorHAnsi" w:cstheme="minorHAnsi"/>
-          <w:lang w:val="en-US"/>
-        </w:rPr>
-      </w:pPr>
-    </w:p>
-    <w:p>
-      <w:pPr>
-        <w:spacing w:after="0"/>
-        <w:rPr>
-          <w:rFonts w:asciiTheme="minorHAnsi" w:hAnsiTheme="minorHAnsi" w:cstheme="minorHAnsi"/>
-          <w:lang w:val="en-US"/>
-        </w:rPr>
-      </w:pPr>
-      <w:r>
-        <w:rPr>
-          <w:rFonts w:asciiTheme="minorHAnsi" w:hAnsiTheme="minorHAnsi" w:cstheme="minorHAnsi"/>
-          <w:lang w:val="en-US"/>
-        </w:rPr>
-        <w:t xml:space="preserve">using namespace std;</w:t>
-      </w:r>
-    </w:p>
-    <w:p>
-      <w:pPr>
-        <w:spacing w:after="0"/>
-        <w:rPr>
-          <w:rFonts w:asciiTheme="minorHAnsi" w:hAnsiTheme="minorHAnsi" w:cstheme="minorHAnsi"/>
-          <w:lang w:val="en-US"/>
-        </w:rPr>
-      </w:pPr>
-    </w:p>
-    <w:p>
-      <w:pPr>
-        <w:spacing w:after="0"/>
-        <w:rPr>
-          <w:rFonts w:asciiTheme="minorHAnsi" w:hAnsiTheme="minorHAnsi" w:cstheme="minorHAnsi"/>
-          <w:lang w:val="en-US"/>
-        </w:rPr>
-      </w:pPr>
-      <w:r>
-        <w:rPr>
-          <w:rFonts w:asciiTheme="minorHAnsi" w:hAnsiTheme="minorHAnsi" w:cstheme="minorHAnsi"/>
-          <w:lang w:val="en-US"/>
-        </w:rPr>
-        <w:t xml:space="preserve">int main() {</w:t>
-      </w:r>
-    </w:p>
-    <w:p>
-      <w:pPr>
-        <w:spacing w:after="0"/>
-        <w:rPr>
-          <w:rFonts w:asciiTheme="minorHAnsi" w:hAnsiTheme="minorHAnsi" w:cstheme="minorHAnsi"/>
-          <w:lang w:val="ru-RU"/>
-        </w:rPr>
-      </w:pPr>
-      <w:r>
-        <w:rPr>
-          <w:rFonts w:asciiTheme="minorHAnsi" w:hAnsiTheme="minorHAnsi" w:cstheme="minorHAnsi"/>
-          <w:lang w:val="ru-RU"/>
-        </w:rPr>
-        <w:t xml:space="preserve">    int duration;   // длительность разговора, мин</w:t>
-      </w:r>
-    </w:p>
-    <w:p>
-      <w:pPr>
-        <w:spacing w:after="0"/>
-        <w:rPr>
-          <w:rFonts w:asciiTheme="minorHAnsi" w:hAnsiTheme="minorHAnsi" w:cstheme="minorHAnsi"/>
-          <w:lang w:val="ru-RU"/>
-        </w:rPr>
-      </w:pPr>
-      <w:r>
-        <w:rPr>
-          <w:rFonts w:asciiTheme="minorHAnsi" w:hAnsiTheme="minorHAnsi" w:cstheme="minorHAnsi"/>
-          <w:lang w:val="ru-RU"/>
-        </w:rPr>
-        <w:t xml:space="preserve">    int startHour;  // час начала разговора (0-23)</w:t>
-      </w:r>
-    </w:p>
-    <w:p>
-      <w:pPr>
-        <w:spacing w:after="0"/>
-        <w:rPr>
-          <w:rFonts w:asciiTheme="minorHAnsi" w:hAnsiTheme="minorHAnsi" w:cstheme="minorHAnsi"/>
-          <w:lang w:val="ru-RU"/>
-        </w:rPr>
-      </w:pPr>
-      <w:r>
-        <w:rPr>
-          <w:rFonts w:asciiTheme="minorHAnsi" w:hAnsiTheme="minorHAnsi" w:cstheme="minorHAnsi"/>
-          <w:lang w:val="ru-RU"/>
-        </w:rPr>
-        <w:t xml:space="preserve">    int dayOfWeek;  // день недели (1-7, 1 - понедельник)</w:t>
-      </w:r>
-    </w:p>
-    <w:p>
-      <w:pPr>
-        <w:spacing w:after="0"/>
-        <w:rPr>
-          <w:rFonts w:asciiTheme="minorHAnsi" w:hAnsiTheme="minorHAnsi" w:cstheme="minorHAnsi"/>
-          <w:lang w:val="ru-RU"/>
-        </w:rPr>
-      </w:pPr>
-      <w:r>
-        <w:rPr>
-          <w:rFonts w:asciiTheme="minorHAnsi" w:hAnsiTheme="minorHAnsi" w:cstheme="minorHAnsi"/>
-          <w:lang w:val="ru-RU"/>
-        </w:rPr>
-        <w:t xml:space="preserve">    int isRegular;  // постоянный клиент: 1 - да, 0 - нет</w:t>
-      </w:r>
-    </w:p>
-    <w:p>
-      <w:pPr>
-        <w:spacing w:after="0"/>
-        <w:rPr>
-          <w:rFonts w:asciiTheme="minorHAnsi" w:hAnsiTheme="minorHAnsi" w:cstheme="minorHAnsi"/>
-          <w:lang w:val="en-US"/>
-        </w:rPr>
-      </w:pPr>
-    </w:p>
-    <w:p>
-      <w:pPr>
-        <w:spacing w:after="0"/>
-        <w:rPr>
-          <w:rFonts w:asciiTheme="minorHAnsi" w:hAnsiTheme="minorHAnsi" w:cstheme="minorHAnsi"/>
-          <w:lang w:val="ru-RU"/>
-        </w:rPr>
-      </w:pPr>
-      <w:r>
-        <w:rPr>
-          <w:rFonts w:asciiTheme="minorHAnsi" w:hAnsiTheme="minorHAnsi" w:cstheme="minorHAnsi"/>
-          <w:lang w:val="ru-RU"/>
-        </w:rPr>
-        <w:t xml:space="preserve">    cout &lt;&lt; "Введите данные звонка:\n";</w:t>
-      </w:r>
-    </w:p>
-    <w:p>
-      <w:pPr>
-        <w:spacing w:after="0"/>
-        <w:rPr>
-          <w:rFonts w:asciiTheme="minorHAnsi" w:hAnsiTheme="minorHAnsi" w:cstheme="minorHAnsi"/>
-          <w:lang w:val="en-US"/>
-        </w:rPr>
-      </w:pPr>
-    </w:p>
-    <w:p>
-      <w:pPr>
-        <w:spacing w:after="0"/>
-        <w:rPr>
-          <w:rFonts w:asciiTheme="minorHAnsi" w:hAnsiTheme="minorHAnsi" w:cstheme="minorHAnsi"/>
-          <w:lang w:val="ru-RU"/>
-        </w:rPr>
-      </w:pPr>
-      <w:r>
-        <w:rPr>
-          <w:rFonts w:asciiTheme="minorHAnsi" w:hAnsiTheme="minorHAnsi" w:cstheme="minorHAnsi"/>
-          <w:lang w:val="ru-RU"/>
-        </w:rPr>
-        <w:t xml:space="preserve">    cout &lt;&lt; "Длительность (мин): ";</w:t>
-      </w:r>
-    </w:p>
-    <w:p>
-      <w:pPr>
-        <w:spacing w:after="0"/>
-        <w:rPr>
-          <w:rFonts w:asciiTheme="minorHAnsi" w:hAnsiTheme="minorHAnsi" w:cstheme="minorHAnsi"/>
-          <w:lang w:val="en-US"/>
-        </w:rPr>
-      </w:pPr>
-      <w:r>
-        <w:rPr>
-          <w:rFonts w:asciiTheme="minorHAnsi" w:hAnsiTheme="minorHAnsi" w:cstheme="minorHAnsi"/>
-          <w:lang w:val="en-US"/>
-        </w:rPr>
-        <w:t xml:space="preserve">    cin &gt;&gt; duration;</w:t>
-      </w:r>
-    </w:p>
-    <w:p>
-      <w:pPr>
-        <w:spacing w:after="0"/>
-        <w:rPr>
-          <w:rFonts w:asciiTheme="minorHAnsi" w:hAnsiTheme="minorHAnsi" w:cstheme="minorHAnsi"/>
-          <w:lang w:val="en-US"/>
-        </w:rPr>
-      </w:pPr>
-    </w:p>
-    <w:p>
-      <w:pPr>
-        <w:spacing w:after="0"/>
-        <w:rPr>
-          <w:rFonts w:asciiTheme="minorHAnsi" w:hAnsiTheme="minorHAnsi" w:cstheme="minorHAnsi"/>
-          <w:lang w:val="ru-RU"/>
-        </w:rPr>
-      </w:pPr>
-      <w:r>
-        <w:rPr>
-          <w:rFonts w:asciiTheme="minorHAnsi" w:hAnsiTheme="minorHAnsi" w:cstheme="minorHAnsi"/>
-          <w:lang w:val="ru-RU"/>
-        </w:rPr>
-        <w:t xml:space="preserve">    // Проверка длительности</w:t>
-      </w:r>
-    </w:p>
-    <w:p>
-      <w:pPr>
-        <w:spacing w:after="0"/>
-        <w:rPr>
-          <w:rFonts w:asciiTheme="minorHAnsi" w:hAnsiTheme="minorHAnsi" w:cstheme="minorHAnsi"/>
-          <w:lang w:val="en-US"/>
-        </w:rPr>
-      </w:pPr>
-      <w:r>
-        <w:rPr>
-          <w:rFonts w:asciiTheme="minorHAnsi" w:hAnsiTheme="minorHAnsi" w:cstheme="minorHAnsi"/>
-          <w:lang w:val="en-US"/>
-        </w:rPr>
-        <w:t xml:space="preserve">    if (duration &lt;= 0) {</w:t>
-      </w:r>
-    </w:p>
-    <w:p>
-      <w:pPr>
-        <w:spacing w:after="0"/>
-        <w:rPr>
-          <w:rFonts w:asciiTheme="minorHAnsi" w:hAnsiTheme="minorHAnsi" w:cstheme="minorHAnsi"/>
-          <w:lang w:val="ru-RU"/>
-        </w:rPr>
-      </w:pPr>
-      <w:r>
-        <w:rPr>
-          <w:rFonts w:asciiTheme="minorHAnsi" w:hAnsiTheme="minorHAnsi" w:cstheme="minorHAnsi"/>
-          <w:lang w:val="ru-RU"/>
-        </w:rPr>
-        <w:t xml:space="preserve">        cout &lt;&lt; "Ошибка: длительность должна быть больше нуля.\n";</w:t>
-      </w:r>
-    </w:p>
-    <w:p>
-      <w:pPr>
-        <w:spacing w:after="0"/>
-        <w:rPr>
-          <w:rFonts w:asciiTheme="minorHAnsi" w:hAnsiTheme="minorHAnsi" w:cstheme="minorHAnsi"/>
-          <w:lang w:val="en-US"/>
-        </w:rPr>
-      </w:pPr>
-      <w:r>
-        <w:rPr>
-          <w:rFonts w:asciiTheme="minorHAnsi" w:hAnsiTheme="minorHAnsi" w:cstheme="minorHAnsi"/>
-          <w:lang w:val="en-US"/>
-        </w:rPr>
-        <w:t xml:space="preserve">        return 1;</w:t>
+          <w:lang w:val="ru-RU"/>
+        </w:rPr>
+      </w:pPr>
+      <w:r>
+        <w:rPr>
+          <w:rFonts w:asciiTheme="minorHAnsi" w:hAnsiTheme="minorHAnsi" w:cstheme="minorHAnsi"/>
+          <w:lang w:val="ru-RU"/>
+        </w:rPr>
+        <w:t>#</w:t>
+      </w:r>
+      <w:r>
+        <w:rPr>
+          <w:rFonts w:asciiTheme="minorHAnsi" w:hAnsiTheme="minorHAnsi" w:cstheme="minorHAnsi"/>
+          <w:lang w:val="en-US"/>
+        </w:rPr>
+        <w:t>include</w:t>
+      </w:r>
+      <w:r>
+        <w:rPr>
+          <w:rFonts w:asciiTheme="minorHAnsi" w:hAnsiTheme="minorHAnsi" w:cstheme="minorHAnsi"/>
+          <w:lang w:val="ru-RU"/>
+        </w:rPr>
+        <w:t xml:space="preserve"> &lt;</w:t>
+      </w:r>
+      <w:r>
+        <w:rPr>
+          <w:rFonts w:asciiTheme="minorHAnsi" w:hAnsiTheme="minorHAnsi" w:cstheme="minorHAnsi"/>
+          <w:lang w:val="en-US"/>
+        </w:rPr>
+        <w:t>iostream</w:t>
+      </w:r>
+      <w:r>
+        <w:rPr>
+          <w:rFonts w:asciiTheme="minorHAnsi" w:hAnsiTheme="minorHAnsi" w:cstheme="minorHAnsi"/>
+          <w:lang w:val="ru-RU"/>
+        </w:rPr>
+        <w:t>&gt;</w:t>
+      </w:r>
+    </w:p>
+    <w:p>
+      <w:pPr>
+        <w:spacing w:after="0"/>
+        <w:rPr>
+          <w:rFonts w:asciiTheme="minorHAnsi" w:hAnsiTheme="minorHAnsi" w:cstheme="minorHAnsi"/>
+          <w:lang w:val="en-US"/>
+        </w:rPr>
+      </w:pPr>
+      <w:r>
+        <w:rPr>
+          <w:rFonts w:asciiTheme="minorHAnsi" w:hAnsiTheme="minorHAnsi" w:cstheme="minorHAnsi"/>
+          <w:lang w:val="en-US"/>
+        </w:rPr>
+        <w:t>#include &lt;</w:t>
+      </w:r>
+      <w:proofErr w:type="spellStart"/>
+      <w:r>
+        <w:rPr>
+          <w:rFonts w:asciiTheme="minorHAnsi" w:hAnsiTheme="minorHAnsi" w:cstheme="minorHAnsi"/>
+          <w:lang w:val="en-US"/>
+        </w:rPr>
+        <w:t>iomanip</w:t>
+      </w:r>
+      <w:proofErr w:type="spellEnd"/>
+      <w:r>
+        <w:rPr>
+          <w:rFonts w:asciiTheme="minorHAnsi" w:hAnsiTheme="minorHAnsi" w:cstheme="minorHAnsi"/>
+          <w:lang w:val="en-US"/>
+        </w:rPr>
+        <w:t>&gt;</w:t>
+      </w:r>
+    </w:p>
+    <w:p>
+      <w:pPr>
+        <w:spacing w:after="0"/>
+        <w:rPr>
+          <w:rFonts w:asciiTheme="minorHAnsi" w:hAnsiTheme="minorHAnsi" w:cstheme="minorHAnsi"/>
+          <w:lang w:val="en-US"/>
+        </w:rPr>
+      </w:pPr>
+      <w:r>
+        <w:rPr>
+          <w:rFonts w:asciiTheme="minorHAnsi" w:hAnsiTheme="minorHAnsi" w:cstheme="minorHAnsi"/>
+          <w:lang w:val="en-US"/>
+        </w:rPr>
+        <w:t>#include &lt;cmath&gt;</w:t>
+      </w:r>
+    </w:p>
+    <w:p>
+      <w:pPr>
+        <w:spacing w:after="0"/>
+        <w:rPr>
+          <w:rFonts w:asciiTheme="minorHAnsi" w:hAnsiTheme="minorHAnsi" w:cstheme="minorHAnsi"/>
+          <w:lang w:val="en-US"/>
+        </w:rPr>
+      </w:pPr>
+      <w:r>
+        <w:rPr>
+          <w:rFonts w:asciiTheme="minorHAnsi" w:hAnsiTheme="minorHAnsi" w:cstheme="minorHAnsi"/>
+          <w:lang w:val="en-US"/>
+        </w:rPr>
+        <w:t>#include &lt;string&gt;</w:t>
+      </w:r>
+    </w:p>
+    <w:p>
+      <w:pPr>
+        <w:spacing w:after="0"/>
+        <w:rPr>
+          <w:rFonts w:asciiTheme="minorHAnsi" w:hAnsiTheme="minorHAnsi" w:cstheme="minorHAnsi"/>
+          <w:lang w:val="en-US"/>
+        </w:rPr>
+      </w:pPr>
+    </w:p>
+    <w:p>
+      <w:pPr>
+        <w:spacing w:after="0"/>
+        <w:rPr>
+          <w:rFonts w:asciiTheme="minorHAnsi" w:hAnsiTheme="minorHAnsi" w:cstheme="minorHAnsi"/>
+          <w:lang w:val="en-US"/>
+        </w:rPr>
+      </w:pPr>
+      <w:r>
+        <w:rPr>
+          <w:rFonts w:asciiTheme="minorHAnsi" w:hAnsiTheme="minorHAnsi" w:cstheme="minorHAnsi"/>
+          <w:lang w:val="en-US"/>
+        </w:rPr>
+        <w:t>using namespace std;</w:t>
+      </w:r>
+    </w:p>
+    <w:p>
+      <w:pPr>
+        <w:spacing w:after="0"/>
+        <w:rPr>
+          <w:rFonts w:asciiTheme="minorHAnsi" w:hAnsiTheme="minorHAnsi" w:cstheme="minorHAnsi"/>
+          <w:lang w:val="en-US"/>
+        </w:rPr>
+      </w:pPr>
+    </w:p>
+    <w:p>
+      <w:pPr>
+        <w:spacing w:after="0"/>
+        <w:rPr>
+          <w:rFonts w:asciiTheme="minorHAnsi" w:hAnsiTheme="minorHAnsi" w:cstheme="minorHAnsi"/>
+          <w:lang w:val="en-US"/>
+        </w:rPr>
+      </w:pPr>
+      <w:r>
+        <w:rPr>
+          <w:rFonts w:asciiTheme="minorHAnsi" w:hAnsiTheme="minorHAnsi" w:cstheme="minorHAnsi"/>
+          <w:lang w:val="en-US"/>
+        </w:rPr>
+        <w:t>int main() {</w:t>
+      </w:r>
+    </w:p>
+    <w:p>
+      <w:pPr>
+        <w:spacing w:after="0"/>
+        <w:rPr>
+          <w:rFonts w:asciiTheme="minorHAnsi" w:hAnsiTheme="minorHAnsi" w:cstheme="minorHAnsi"/>
+          <w:lang w:val="en-US"/>
+        </w:rPr>
+      </w:pPr>
+      <w:r>
+        <w:rPr>
+          <w:rFonts w:asciiTheme="minorHAnsi" w:hAnsiTheme="minorHAnsi" w:cstheme="minorHAnsi"/>
+          <w:lang w:val="en-US"/>
+        </w:rPr>
+        <w:t xml:space="preserve">    int duration;   </w:t>
+      </w:r>
+    </w:p>
+    <w:p>
+      <w:pPr>
+        <w:spacing w:after="0"/>
+        <w:rPr>
+          <w:rFonts w:asciiTheme="minorHAnsi" w:hAnsiTheme="minorHAnsi" w:cstheme="minorHAnsi"/>
+          <w:lang w:val="en-US"/>
+        </w:rPr>
+      </w:pPr>
+      <w:r>
+        <w:rPr>
+          <w:rFonts w:asciiTheme="minorHAnsi" w:hAnsiTheme="minorHAnsi" w:cstheme="minorHAnsi"/>
+          <w:lang w:val="en-US"/>
+        </w:rPr>
+        <w:t xml:space="preserve">    int </w:t>
+      </w:r>
+      <w:proofErr w:type="spellStart"/>
+      <w:r>
+        <w:rPr>
+          <w:rFonts w:asciiTheme="minorHAnsi" w:hAnsiTheme="minorHAnsi" w:cstheme="minorHAnsi"/>
+          <w:lang w:val="en-US"/>
+        </w:rPr>
+        <w:t>startHour</w:t>
+      </w:r>
+      <w:proofErr w:type="spellEnd"/>
+      <w:r>
+        <w:rPr>
+          <w:rFonts w:asciiTheme="minorHAnsi" w:hAnsiTheme="minorHAnsi" w:cstheme="minorHAnsi"/>
+          <w:lang w:val="en-US"/>
+        </w:rPr>
+        <w:t xml:space="preserve">; </w:t>
+      </w:r>
+    </w:p>
+    <w:p>
+      <w:pPr>
+        <w:spacing w:after="0"/>
+        <w:rPr>
+          <w:rFonts w:asciiTheme="minorHAnsi" w:hAnsiTheme="minorHAnsi" w:cstheme="minorHAnsi"/>
+          <w:lang w:val="en-US"/>
+        </w:rPr>
+      </w:pPr>
+      <w:r>
+        <w:rPr>
+          <w:rFonts w:asciiTheme="minorHAnsi" w:hAnsiTheme="minorHAnsi" w:cstheme="minorHAnsi"/>
+          <w:lang w:val="ru-RU"/>
+        </w:rPr>
+        <w:t xml:space="preserve">    </w:t>
+      </w:r>
+      <w:proofErr w:type="spellStart"/>
+      <w:r>
+        <w:rPr>
+          <w:rFonts w:asciiTheme="minorHAnsi" w:hAnsiTheme="minorHAnsi" w:cstheme="minorHAnsi"/>
+          <w:lang w:val="ru-RU"/>
+        </w:rPr>
+        <w:t>int</w:t>
+      </w:r>
+      <w:proofErr w:type="spellEnd"/>
+      <w:r>
+        <w:rPr>
+          <w:rFonts w:asciiTheme="minorHAnsi" w:hAnsiTheme="minorHAnsi" w:cstheme="minorHAnsi"/>
+          <w:lang w:val="ru-RU"/>
+        </w:rPr>
+        <w:t xml:space="preserve"> </w:t>
+      </w:r>
+      <w:proofErr w:type="spellStart"/>
+      <w:r>
+        <w:rPr>
+          <w:rFonts w:asciiTheme="minorHAnsi" w:hAnsiTheme="minorHAnsi" w:cstheme="minorHAnsi"/>
+          <w:lang w:val="ru-RU"/>
+        </w:rPr>
+        <w:t>isRegular</w:t>
+      </w:r>
+      <w:proofErr w:type="spellEnd"/>
+      <w:r>
+        <w:rPr>
+          <w:rFonts w:asciiTheme="minorHAnsi" w:hAnsiTheme="minorHAnsi" w:cstheme="minorHAnsi"/>
+          <w:lang w:val="ru-RU"/>
+        </w:rPr>
+        <w:t xml:space="preserve">;  </w:t>
+      </w:r>
+    </w:p>
+    <w:p>
+      <w:pPr>
+        <w:spacing w:after="0"/>
+        <w:rPr>
+          <w:rFonts w:asciiTheme="minorHAnsi" w:hAnsiTheme="minorHAnsi" w:cstheme="minorHAnsi"/>
+          <w:lang w:val="en-US"/>
+        </w:rPr>
+      </w:pPr>
+    </w:p>
+    <w:p>
+      <w:pPr>
+        <w:spacing w:after="0"/>
+        <w:rPr>
+          <w:rFonts w:asciiTheme="minorHAnsi" w:hAnsiTheme="minorHAnsi" w:cstheme="minorHAnsi"/>
+          <w:lang w:val="ru-RU"/>
+        </w:rPr>
+      </w:pPr>
+      <w:r>
+        <w:rPr>
+          <w:rFonts w:asciiTheme="minorHAnsi" w:hAnsiTheme="minorHAnsi" w:cstheme="minorHAnsi"/>
+          <w:lang w:val="ru-RU"/>
+        </w:rPr>
+        <w:t xml:space="preserve">    cout </w:t>
+      </w:r>
+      <w:proofErr w:type="gramStart"/>
+      <w:r>
+        <w:rPr>
+          <w:rFonts w:asciiTheme="minorHAnsi" w:hAnsiTheme="minorHAnsi" w:cstheme="minorHAnsi"/>
+          <w:lang w:val="ru-RU"/>
+        </w:rPr>
+        <w:t>&lt;&lt; "</w:t>
+      </w:r>
+      <w:proofErr w:type="gramEnd"/>
+      <w:r>
+        <w:rPr>
+          <w:rFonts w:asciiTheme="minorHAnsi" w:hAnsiTheme="minorHAnsi" w:cstheme="minorHAnsi"/>
+          <w:lang w:val="ru-RU"/>
+        </w:rPr>
+        <w:t>Введите данные звонка:\n";</w:t>
+      </w:r>
+    </w:p>
+    <w:p>
+      <w:pPr>
+        <w:spacing w:after="0"/>
+        <w:rPr>
+          <w:rFonts w:asciiTheme="minorHAnsi" w:hAnsiTheme="minorHAnsi" w:cstheme="minorHAnsi"/>
+          <w:lang w:val="ru-RU"/>
+        </w:rPr>
+      </w:pPr>
+    </w:p>
+    <w:p>
+      <w:pPr>
+        <w:spacing w:after="0"/>
+        <w:rPr>
+          <w:rFonts w:asciiTheme="minorHAnsi" w:hAnsiTheme="minorHAnsi" w:cstheme="minorHAnsi"/>
+          <w:lang w:val="ru-RU"/>
+        </w:rPr>
+      </w:pPr>
+      <w:r>
+        <w:rPr>
+          <w:rFonts w:asciiTheme="minorHAnsi" w:hAnsiTheme="minorHAnsi" w:cstheme="minorHAnsi"/>
+          <w:lang w:val="ru-RU"/>
+        </w:rPr>
+        <w:t xml:space="preserve">    cout </w:t>
+      </w:r>
+      <w:proofErr w:type="gramStart"/>
+      <w:r>
+        <w:rPr>
+          <w:rFonts w:asciiTheme="minorHAnsi" w:hAnsiTheme="minorHAnsi" w:cstheme="minorHAnsi"/>
+          <w:lang w:val="ru-RU"/>
+        </w:rPr>
+        <w:t>&lt;&lt; "</w:t>
+      </w:r>
+      <w:proofErr w:type="gramEnd"/>
+      <w:r>
+        <w:rPr>
+          <w:rFonts w:asciiTheme="minorHAnsi" w:hAnsiTheme="minorHAnsi" w:cstheme="minorHAnsi"/>
+          <w:lang w:val="ru-RU"/>
+        </w:rPr>
+        <w:t>Длительность (мин): ";</w:t>
+      </w:r>
+    </w:p>
+    <w:p>
+      <w:pPr>
+        <w:spacing w:after="0"/>
+        <w:rPr>
+          <w:rFonts w:asciiTheme="minorHAnsi" w:hAnsiTheme="minorHAnsi" w:cstheme="minorHAnsi"/>
+          <w:lang w:val="ru-RU"/>
+        </w:rPr>
+      </w:pPr>
+      <w:r>
+        <w:rPr>
+          <w:rFonts w:asciiTheme="minorHAnsi" w:hAnsiTheme="minorHAnsi" w:cstheme="minorHAnsi"/>
+          <w:lang w:val="ru-RU"/>
+        </w:rPr>
+        <w:t xml:space="preserve">    </w:t>
+      </w:r>
+      <w:proofErr w:type="spellStart"/>
+      <w:r>
+        <w:rPr>
+          <w:rFonts w:asciiTheme="minorHAnsi" w:hAnsiTheme="minorHAnsi" w:cstheme="minorHAnsi"/>
+          <w:lang w:val="en-US"/>
+        </w:rPr>
+        <w:t>cin</w:t>
+      </w:r>
+      <w:proofErr w:type="spellEnd"/>
+      <w:r>
+        <w:rPr>
+          <w:rFonts w:asciiTheme="minorHAnsi" w:hAnsiTheme="minorHAnsi" w:cstheme="minorHAnsi"/>
+          <w:lang w:val="ru-RU"/>
+        </w:rPr>
+        <w:t xml:space="preserve"> &gt;&gt; </w:t>
+      </w:r>
+      <w:r>
+        <w:rPr>
+          <w:rFonts w:asciiTheme="minorHAnsi" w:hAnsiTheme="minorHAnsi" w:cstheme="minorHAnsi"/>
+          <w:lang w:val="en-US"/>
+        </w:rPr>
+        <w:t>duration</w:t>
+      </w:r>
+      <w:r>
+        <w:rPr>
+          <w:rFonts w:asciiTheme="minorHAnsi" w:hAnsiTheme="minorHAnsi" w:cstheme="minorHAnsi"/>
+          <w:lang w:val="ru-RU"/>
+        </w:rPr>
+        <w:t>;</w:t>
+      </w:r>
+    </w:p>
+    <w:p>
+      <w:pPr>
+        <w:spacing w:after="0"/>
+        <w:rPr>
+          <w:rFonts w:asciiTheme="minorHAnsi" w:hAnsiTheme="minorHAnsi" w:cstheme="minorHAnsi"/>
+          <w:lang w:val="en-US"/>
+        </w:rPr>
+      </w:pPr>
+    </w:p>
+    <w:p>
+      <w:pPr>
+        <w:spacing w:after="0"/>
+        <w:rPr>
+          <w:rFonts w:asciiTheme="minorHAnsi" w:hAnsiTheme="minorHAnsi" w:cstheme="minorHAnsi"/>
+          <w:lang w:val="ru-RU"/>
+        </w:rPr>
+      </w:pPr>
+      <w:r>
+        <w:rPr>
+          <w:rFonts w:asciiTheme="minorHAnsi" w:hAnsiTheme="minorHAnsi" w:cstheme="minorHAnsi"/>
+          <w:lang w:val="ru-RU"/>
+        </w:rPr>
+        <w:t xml:space="preserve">    </w:t>
+      </w:r>
+      <w:r>
+        <w:rPr>
+          <w:rFonts w:asciiTheme="minorHAnsi" w:hAnsiTheme="minorHAnsi" w:cstheme="minorHAnsi"/>
+          <w:lang w:val="en-US"/>
+        </w:rPr>
+        <w:t>if</w:t>
+      </w:r>
+      <w:r>
+        <w:rPr>
+          <w:rFonts w:asciiTheme="minorHAnsi" w:hAnsiTheme="minorHAnsi" w:cstheme="minorHAnsi"/>
+          <w:lang w:val="ru-RU"/>
+        </w:rPr>
+        <w:t xml:space="preserve"> (</w:t>
+      </w:r>
+      <w:r>
+        <w:rPr>
+          <w:rFonts w:asciiTheme="minorHAnsi" w:hAnsiTheme="minorHAnsi" w:cstheme="minorHAnsi"/>
+          <w:lang w:val="en-US"/>
+        </w:rPr>
+        <w:t>duration</w:t>
+      </w:r>
+      <w:r>
+        <w:rPr>
+          <w:rFonts w:asciiTheme="minorHAnsi" w:hAnsiTheme="minorHAnsi" w:cstheme="minorHAnsi"/>
+          <w:lang w:val="ru-RU"/>
+        </w:rPr>
+        <w:t xml:space="preserve"> &lt;= 0) {</w:t>
+      </w:r>
+    </w:p>
+    <w:p>
+      <w:pPr>
+        <w:spacing w:after="0"/>
+        <w:rPr>
+          <w:rFonts w:asciiTheme="minorHAnsi" w:hAnsiTheme="minorHAnsi" w:cstheme="minorHAnsi"/>
+          <w:lang w:val="ru-RU"/>
+        </w:rPr>
+      </w:pPr>
+      <w:r>
+        <w:rPr>
+          <w:rFonts w:asciiTheme="minorHAnsi" w:hAnsiTheme="minorHAnsi" w:cstheme="minorHAnsi"/>
+          <w:lang w:val="ru-RU"/>
+        </w:rPr>
+        <w:t xml:space="preserve">        cout </w:t>
+      </w:r>
+      <w:proofErr w:type="gramStart"/>
+      <w:r>
+        <w:rPr>
+          <w:rFonts w:asciiTheme="minorHAnsi" w:hAnsiTheme="minorHAnsi" w:cstheme="minorHAnsi"/>
+          <w:lang w:val="ru-RU"/>
+        </w:rPr>
+        <w:t>&lt;&lt; "</w:t>
+      </w:r>
+      <w:proofErr w:type="gramEnd"/>
+      <w:r>
+        <w:rPr>
+          <w:rFonts w:asciiTheme="minorHAnsi" w:hAnsiTheme="minorHAnsi" w:cstheme="minorHAnsi"/>
+          <w:lang w:val="ru-RU"/>
+        </w:rPr>
+        <w:t>Ошибка: длительность должна быть больше нуля.\n";</w:t>
+      </w:r>
+    </w:p>
+    <w:p>
+      <w:pPr>
+        <w:spacing w:after="0"/>
+        <w:rPr>
+          <w:rFonts w:asciiTheme="minorHAnsi" w:hAnsiTheme="minorHAnsi" w:cstheme="minorHAnsi"/>
+          <w:lang w:val="en-US"/>
+        </w:rPr>
+      </w:pPr>
+      <w:r>
+        <w:rPr>
+          <w:rFonts w:asciiTheme="minorHAnsi" w:hAnsiTheme="minorHAnsi" w:cstheme="minorHAnsi"/>
+          <w:lang w:val="ru-RU"/>
+        </w:rPr>
+        <w:t xml:space="preserve">        </w:t>
+      </w:r>
+      <w:r>
+        <w:rPr>
+          <w:rFonts w:asciiTheme="minorHAnsi" w:hAnsiTheme="minorHAnsi" w:cstheme="minorHAnsi"/>
+          <w:lang w:val="en-US"/>
+        </w:rPr>
+        <w:t>return 1;</w:t>
       </w:r>
     </w:p>
     <w:p>
@@ -1816,15 +1989,59 @@
         <w:spacing w:after="0"/>
         <w:rPr>
           <w:rFonts w:asciiTheme="minorHAnsi" w:hAnsiTheme="minorHAnsi" w:cstheme="minorHAnsi"/>
-          <w:lang w:val="ru-RU"/>
-        </w:rPr>
-      </w:pPr>
-      <w:r>
-        <w:rPr>
-          <w:rFonts w:asciiTheme="minorHAnsi" w:hAnsiTheme="minorHAnsi" w:cstheme="minorHAnsi"/>
-          <w:lang w:val="ru-RU"/>
-        </w:rPr>
-        <w:t xml:space="preserve">    cout &lt;&lt; "Час начала (0-23): ";</w:t>
+          <w:lang w:val="en-US"/>
+        </w:rPr>
+      </w:pPr>
+      <w:r>
+        <w:rPr>
+          <w:rFonts w:asciiTheme="minorHAnsi" w:hAnsiTheme="minorHAnsi" w:cstheme="minorHAnsi"/>
+          <w:lang w:val="en-US"/>
+        </w:rPr>
+        <w:t xml:space="preserve">    </w:t>
+      </w:r>
+      <w:proofErr w:type="spellStart"/>
+      <w:r>
+        <w:rPr>
+          <w:rFonts w:asciiTheme="minorHAnsi" w:hAnsiTheme="minorHAnsi" w:cstheme="minorHAnsi"/>
+          <w:lang w:val="en-US"/>
+        </w:rPr>
+        <w:t>cout</w:t>
+      </w:r>
+      <w:proofErr w:type="spellEnd"/>
+      <w:r>
+        <w:rPr>
+          <w:rFonts w:asciiTheme="minorHAnsi" w:hAnsiTheme="minorHAnsi" w:cstheme="minorHAnsi"/>
+          <w:lang w:val="en-US"/>
+        </w:rPr>
+        <w:t xml:space="preserve"> &lt;&lt; "</w:t>
+      </w:r>
+      <w:r>
+        <w:rPr>
+          <w:rFonts w:asciiTheme="minorHAnsi" w:hAnsiTheme="minorHAnsi" w:cstheme="minorHAnsi"/>
+          <w:lang w:val="ru-RU"/>
+        </w:rPr>
+        <w:t>Час</w:t>
+      </w:r>
+      <w:r>
+        <w:rPr>
+          <w:rFonts w:asciiTheme="minorHAnsi" w:hAnsiTheme="minorHAnsi" w:cstheme="minorHAnsi"/>
+          <w:lang w:val="en-US"/>
+        </w:rPr>
+        <w:t xml:space="preserve"> </w:t>
+      </w:r>
+      <w:r>
+        <w:rPr>
+          <w:rFonts w:asciiTheme="minorHAnsi" w:hAnsiTheme="minorHAnsi" w:cstheme="minorHAnsi"/>
+          <w:lang w:val="ru-RU"/>
+        </w:rPr>
+        <w:t>начала</w:t>
+      </w:r>
+      <w:r>
+        <w:rPr>
+          <w:rFonts w:asciiTheme="minorHAnsi" w:hAnsiTheme="minorHAnsi" w:cstheme="minorHAnsi"/>
+          <w:lang w:val="en-US"/>
+        </w:rPr>
+        <w:t xml:space="preserve"> (0-23): ";</w:t>
       </w:r>
     </w:p>
     <w:p>
@@ -1857,22 +2074,6 @@
         <w:spacing w:after="0"/>
         <w:rPr>
           <w:rFonts w:asciiTheme="minorHAnsi" w:hAnsiTheme="minorHAnsi" w:cstheme="minorHAnsi"/>
-          <w:lang w:val="ru-RU"/>
-        </w:rPr>
-      </w:pPr>
-      <w:r>
-        <w:rPr>
-          <w:rFonts w:asciiTheme="minorHAnsi" w:hAnsiTheme="minorHAnsi" w:cstheme="minorHAnsi"/>
-          <w:lang w:val="ru-RU"/>
-        </w:rPr>
-        <w:t xml:space="preserve">    // Проверка диапазона часов</w:t>
-      </w:r>
-    </w:p>
-    <w:p>
-      <w:pPr>
-        <w:spacing w:after="0"/>
-        <w:rPr>
-          <w:rFonts w:asciiTheme="minorHAnsi" w:hAnsiTheme="minorHAnsi" w:cstheme="minorHAnsi"/>
           <w:lang w:val="en-US"/>
         </w:rPr>
       </w:pPr>
@@ -1895,39 +2096,85 @@
       <w:r>
         <w:rPr>
           <w:rFonts w:asciiTheme="minorHAnsi" w:hAnsiTheme="minorHAnsi" w:cstheme="minorHAnsi"/>
-          <w:lang w:val="ru-RU"/>
-        </w:rPr>
-        <w:t xml:space="preserve">        cout &lt;&lt; "Ошибка: час начала должен быть в диапазоне от 0 до 23.\n";</w:t>
-      </w:r>
-    </w:p>
-    <w:p>
-      <w:pPr>
-        <w:spacing w:after="0"/>
-        <w:rPr>
-          <w:rFonts w:asciiTheme="minorHAnsi" w:hAnsiTheme="minorHAnsi" w:cstheme="minorHAnsi"/>
-          <w:lang w:val="en-US"/>
-        </w:rPr>
-      </w:pPr>
-      <w:r>
-        <w:rPr>
-          <w:rFonts w:asciiTheme="minorHAnsi" w:hAnsiTheme="minorHAnsi" w:cstheme="minorHAnsi"/>
-          <w:lang w:val="en-US"/>
-        </w:rPr>
-        <w:t xml:space="preserve">        return 1;</w:t>
-      </w:r>
-    </w:p>
-    <w:p>
-      <w:pPr>
-        <w:spacing w:after="0"/>
-        <w:rPr>
-          <w:rFonts w:asciiTheme="minorHAnsi" w:hAnsiTheme="minorHAnsi" w:cstheme="minorHAnsi"/>
-          <w:lang w:val="en-US"/>
-        </w:rPr>
-      </w:pPr>
-      <w:r>
-        <w:rPr>
-          <w:rFonts w:asciiTheme="minorHAnsi" w:hAnsiTheme="minorHAnsi" w:cstheme="minorHAnsi"/>
-          <w:lang w:val="en-US"/>
+          <w:lang w:val="en-US"/>
+        </w:rPr>
+        <w:t xml:space="preserve">        </w:t>
+      </w:r>
+      <w:proofErr w:type="spellStart"/>
+      <w:r>
+        <w:rPr>
+          <w:rFonts w:asciiTheme="minorHAnsi" w:hAnsiTheme="minorHAnsi" w:cstheme="minorHAnsi"/>
+          <w:lang w:val="ru-RU"/>
+        </w:rPr>
+        <w:t>cout</w:t>
+      </w:r>
+      <w:proofErr w:type="spellEnd"/>
+      <w:r>
+        <w:rPr>
+          <w:rFonts w:asciiTheme="minorHAnsi" w:hAnsiTheme="minorHAnsi" w:cstheme="minorHAnsi"/>
+          <w:lang w:val="ru-RU"/>
+        </w:rPr>
+        <w:t xml:space="preserve"> </w:t>
+      </w:r>
+      <w:proofErr w:type="gramStart"/>
+      <w:r>
+        <w:rPr>
+          <w:rFonts w:asciiTheme="minorHAnsi" w:hAnsiTheme="minorHAnsi" w:cstheme="minorHAnsi"/>
+          <w:lang w:val="ru-RU"/>
+        </w:rPr>
+        <w:t>&lt;&lt; "</w:t>
+      </w:r>
+      <w:proofErr w:type="gramEnd"/>
+      <w:r>
+        <w:rPr>
+          <w:rFonts w:asciiTheme="minorHAnsi" w:hAnsiTheme="minorHAnsi" w:cstheme="minorHAnsi"/>
+          <w:lang w:val="ru-RU"/>
+        </w:rPr>
+        <w:t>Ошибка: час начала должен быть в диапазоне от 0 до 23.\n";</w:t>
+      </w:r>
+    </w:p>
+    <w:p>
+      <w:pPr>
+        <w:spacing w:after="0"/>
+        <w:rPr>
+          <w:rFonts w:asciiTheme="minorHAnsi" w:hAnsiTheme="minorHAnsi" w:cstheme="minorHAnsi"/>
+          <w:lang w:val="ru-RU"/>
+        </w:rPr>
+      </w:pPr>
+      <w:r>
+        <w:rPr>
+          <w:rFonts w:asciiTheme="minorHAnsi" w:hAnsiTheme="minorHAnsi" w:cstheme="minorHAnsi"/>
+          <w:lang w:val="ru-RU"/>
+        </w:rPr>
+        <w:t xml:space="preserve">        </w:t>
+      </w:r>
+      <w:r>
+        <w:rPr>
+          <w:rFonts w:asciiTheme="minorHAnsi" w:hAnsiTheme="minorHAnsi" w:cstheme="minorHAnsi"/>
+          <w:lang w:val="en-US"/>
+        </w:rPr>
+        <w:t>return</w:t>
+      </w:r>
+      <w:r>
+        <w:rPr>
+          <w:rFonts w:asciiTheme="minorHAnsi" w:hAnsiTheme="minorHAnsi" w:cstheme="minorHAnsi"/>
+          <w:lang w:val="ru-RU"/>
+        </w:rPr>
+        <w:t xml:space="preserve"> 1;</w:t>
+      </w:r>
+    </w:p>
+    <w:p>
+      <w:pPr>
+        <w:spacing w:after="0"/>
+        <w:rPr>
+          <w:rFonts w:asciiTheme="minorHAnsi" w:hAnsiTheme="minorHAnsi" w:cstheme="minorHAnsi"/>
+          <w:lang w:val="ru-RU"/>
+        </w:rPr>
+      </w:pPr>
+      <w:r>
+        <w:rPr>
+          <w:rFonts w:asciiTheme="minorHAnsi" w:hAnsiTheme="minorHAnsi" w:cstheme="minorHAnsi"/>
+          <w:lang w:val="ru-RU"/>
         </w:rPr>
         <w:t xml:space="preserve">    }</w:t>
       </w:r>
@@ -1937,40 +2184,88 @@
         <w:spacing w:after="0"/>
         <w:rPr>
           <w:rFonts w:asciiTheme="minorHAnsi" w:hAnsiTheme="minorHAnsi" w:cstheme="minorHAnsi"/>
-          <w:lang w:val="en-US"/>
-        </w:rPr>
-      </w:pPr>
-    </w:p>
-    <w:p>
-      <w:pPr>
-        <w:spacing w:after="0"/>
-        <w:rPr>
-          <w:rFonts w:asciiTheme="minorHAnsi" w:hAnsiTheme="minorHAnsi" w:cstheme="minorHAnsi"/>
-          <w:lang w:val="ru-RU"/>
-        </w:rPr>
-      </w:pPr>
-      <w:r>
-        <w:rPr>
-          <w:rFonts w:asciiTheme="minorHAnsi" w:hAnsiTheme="minorHAnsi" w:cstheme="minorHAnsi"/>
-          <w:lang w:val="ru-RU"/>
-        </w:rPr>
-        <w:t xml:space="preserve">    cout &lt;&lt; "День недели (1-7, 1-пн): ";</w:t>
-      </w:r>
-    </w:p>
-    <w:p>
-      <w:pPr>
-        <w:spacing w:after="0"/>
-        <w:rPr>
-          <w:rFonts w:asciiTheme="minorHAnsi" w:hAnsiTheme="minorHAnsi" w:cstheme="minorHAnsi"/>
-          <w:lang w:val="en-US"/>
-        </w:rPr>
-      </w:pPr>
-      <w:r>
-        <w:rPr>
-          <w:rFonts w:asciiTheme="minorHAnsi" w:hAnsiTheme="minorHAnsi" w:cstheme="minorHAnsi"/>
-          <w:lang w:val="en-US"/>
-        </w:rPr>
-        <w:t xml:space="preserve">    cin &gt;&gt; dayOfWeek;</w:t>
+          <w:lang w:val="ru-RU"/>
+        </w:rPr>
+      </w:pPr>
+    </w:p>
+    <w:p>
+      <w:pPr>
+        <w:spacing w:after="0"/>
+        <w:rPr>
+          <w:rFonts w:asciiTheme="minorHAnsi" w:hAnsiTheme="minorHAnsi" w:cstheme="minorHAnsi"/>
+          <w:lang w:val="ru-RU"/>
+        </w:rPr>
+      </w:pPr>
+      <w:r>
+        <w:rPr>
+          <w:rFonts w:asciiTheme="minorHAnsi" w:hAnsiTheme="minorHAnsi" w:cstheme="minorHAnsi"/>
+          <w:lang w:val="ru-RU"/>
+        </w:rPr>
+        <w:t xml:space="preserve">    cout </w:t>
+      </w:r>
+      <w:proofErr w:type="gramStart"/>
+      <w:r>
+        <w:rPr>
+          <w:rFonts w:asciiTheme="minorHAnsi" w:hAnsiTheme="minorHAnsi" w:cstheme="minorHAnsi"/>
+          <w:lang w:val="ru-RU"/>
+        </w:rPr>
+        <w:t>&lt;&lt; "</w:t>
+      </w:r>
+      <w:proofErr w:type="gramEnd"/>
+      <w:r>
+        <w:rPr>
+          <w:rFonts w:asciiTheme="minorHAnsi" w:hAnsiTheme="minorHAnsi" w:cstheme="minorHAnsi"/>
+          <w:lang w:val="ru-RU"/>
+        </w:rPr>
+        <w:t>День недели (1-7, 1-пн): ";</w:t>
+      </w:r>
+    </w:p>
+    <w:p>
+      <w:pPr>
+        <w:spacing w:after="0"/>
+        <w:rPr>
+          <w:rFonts w:asciiTheme="minorHAnsi" w:hAnsiTheme="minorHAnsi" w:cstheme="minorHAnsi"/>
+          <w:lang w:val="en-US"/>
+        </w:rPr>
+      </w:pPr>
+      <w:r>
+        <w:rPr>
+          <w:rFonts w:asciiTheme="minorHAnsi" w:hAnsiTheme="minorHAnsi" w:cstheme="minorHAnsi"/>
+          <w:lang w:val="ru-RU"/>
+        </w:rPr>
+        <w:t xml:space="preserve">    </w:t>
+      </w:r>
+      <w:proofErr w:type="spellStart"/>
+      <w:r>
+        <w:rPr>
+          <w:rFonts w:asciiTheme="minorHAnsi" w:hAnsiTheme="minorHAnsi" w:cstheme="minorHAnsi"/>
+          <w:lang w:val="en-US"/>
+        </w:rPr>
+        <w:t>cin</w:t>
+      </w:r>
+      <w:proofErr w:type="spellEnd"/>
+      <w:r>
+        <w:rPr>
+          <w:rFonts w:asciiTheme="minorHAnsi" w:hAnsiTheme="minorHAnsi" w:cstheme="minorHAnsi"/>
+          <w:lang w:val="en-US"/>
+        </w:rPr>
+        <w:t xml:space="preserve"> &gt;&gt; </w:t>
+      </w:r>
+      <w:proofErr w:type="spellStart"/>
+      <w:r>
+        <w:rPr>
+          <w:rFonts w:asciiTheme="minorHAnsi" w:hAnsiTheme="minorHAnsi" w:cstheme="minorHAnsi"/>
+          <w:lang w:val="en-US"/>
+        </w:rPr>
+        <w:t>dayOfWeek</w:t>
+      </w:r>
+      <w:proofErr w:type="spellEnd"/>
+      <w:r>
+        <w:rPr>
+          <w:rFonts w:asciiTheme="minorHAnsi" w:hAnsiTheme="minorHAnsi" w:cstheme="minorHAnsi"/>
+          <w:lang w:val="en-US"/>
+        </w:rPr>
+        <w:t>;</w:t>
       </w:r>
     </w:p>
     <w:p>
@@ -2009,39 +2304,85 @@
       <w:r>
         <w:rPr>
           <w:rFonts w:asciiTheme="minorHAnsi" w:hAnsiTheme="minorHAnsi" w:cstheme="minorHAnsi"/>
-          <w:lang w:val="ru-RU"/>
-        </w:rPr>
-        <w:t xml:space="preserve">        cout &lt;&lt; "Ошибка: день недели должен быть в диапазоне от 1 до 7.\n";</w:t>
-      </w:r>
-    </w:p>
-    <w:p>
-      <w:pPr>
-        <w:spacing w:after="0"/>
-        <w:rPr>
-          <w:rFonts w:asciiTheme="minorHAnsi" w:hAnsiTheme="minorHAnsi" w:cstheme="minorHAnsi"/>
-          <w:lang w:val="en-US"/>
-        </w:rPr>
-      </w:pPr>
-      <w:r>
-        <w:rPr>
-          <w:rFonts w:asciiTheme="minorHAnsi" w:hAnsiTheme="minorHAnsi" w:cstheme="minorHAnsi"/>
-          <w:lang w:val="en-US"/>
-        </w:rPr>
-        <w:t xml:space="preserve">        return 1;</w:t>
-      </w:r>
-    </w:p>
-    <w:p>
-      <w:pPr>
-        <w:spacing w:after="0"/>
-        <w:rPr>
-          <w:rFonts w:asciiTheme="minorHAnsi" w:hAnsiTheme="minorHAnsi" w:cstheme="minorHAnsi"/>
-          <w:lang w:val="en-US"/>
-        </w:rPr>
-      </w:pPr>
-      <w:r>
-        <w:rPr>
-          <w:rFonts w:asciiTheme="minorHAnsi" w:hAnsiTheme="minorHAnsi" w:cstheme="minorHAnsi"/>
-          <w:lang w:val="en-US"/>
+          <w:lang w:val="en-US"/>
+        </w:rPr>
+        <w:t xml:space="preserve">        </w:t>
+      </w:r>
+      <w:proofErr w:type="spellStart"/>
+      <w:r>
+        <w:rPr>
+          <w:rFonts w:asciiTheme="minorHAnsi" w:hAnsiTheme="minorHAnsi" w:cstheme="minorHAnsi"/>
+          <w:lang w:val="ru-RU"/>
+        </w:rPr>
+        <w:t>cout</w:t>
+      </w:r>
+      <w:proofErr w:type="spellEnd"/>
+      <w:r>
+        <w:rPr>
+          <w:rFonts w:asciiTheme="minorHAnsi" w:hAnsiTheme="minorHAnsi" w:cstheme="minorHAnsi"/>
+          <w:lang w:val="ru-RU"/>
+        </w:rPr>
+        <w:t xml:space="preserve"> </w:t>
+      </w:r>
+      <w:proofErr w:type="gramStart"/>
+      <w:r>
+        <w:rPr>
+          <w:rFonts w:asciiTheme="minorHAnsi" w:hAnsiTheme="minorHAnsi" w:cstheme="minorHAnsi"/>
+          <w:lang w:val="ru-RU"/>
+        </w:rPr>
+        <w:t>&lt;&lt; "</w:t>
+      </w:r>
+      <w:proofErr w:type="gramEnd"/>
+      <w:r>
+        <w:rPr>
+          <w:rFonts w:asciiTheme="minorHAnsi" w:hAnsiTheme="minorHAnsi" w:cstheme="minorHAnsi"/>
+          <w:lang w:val="ru-RU"/>
+        </w:rPr>
+        <w:t>Ошибка: день недели должен быть в диапазоне от 1 до 7.\n";</w:t>
+      </w:r>
+    </w:p>
+    <w:p>
+      <w:pPr>
+        <w:spacing w:after="0"/>
+        <w:rPr>
+          <w:rFonts w:asciiTheme="minorHAnsi" w:hAnsiTheme="minorHAnsi" w:cstheme="minorHAnsi"/>
+          <w:lang w:val="ru-RU"/>
+        </w:rPr>
+      </w:pPr>
+      <w:r>
+        <w:rPr>
+          <w:rFonts w:asciiTheme="minorHAnsi" w:hAnsiTheme="minorHAnsi" w:cstheme="minorHAnsi"/>
+          <w:lang w:val="ru-RU"/>
+        </w:rPr>
+        <w:t xml:space="preserve">        </w:t>
+      </w:r>
+      <w:r>
+        <w:rPr>
+          <w:rFonts w:asciiTheme="minorHAnsi" w:hAnsiTheme="minorHAnsi" w:cstheme="minorHAnsi"/>
+          <w:lang w:val="en-US"/>
+        </w:rPr>
+        <w:t>return</w:t>
+      </w:r>
+      <w:r>
+        <w:rPr>
+          <w:rFonts w:asciiTheme="minorHAnsi" w:hAnsiTheme="minorHAnsi" w:cstheme="minorHAnsi"/>
+          <w:lang w:val="ru-RU"/>
+        </w:rPr>
+        <w:t xml:space="preserve"> 1;</w:t>
+      </w:r>
+    </w:p>
+    <w:p>
+      <w:pPr>
+        <w:spacing w:after="0"/>
+        <w:rPr>
+          <w:rFonts w:asciiTheme="minorHAnsi" w:hAnsiTheme="minorHAnsi" w:cstheme="minorHAnsi"/>
+          <w:lang w:val="ru-RU"/>
+        </w:rPr>
+      </w:pPr>
+      <w:r>
+        <w:rPr>
+          <w:rFonts w:asciiTheme="minorHAnsi" w:hAnsiTheme="minorHAnsi" w:cstheme="minorHAnsi"/>
+          <w:lang w:val="ru-RU"/>
         </w:rPr>
         <w:t xml:space="preserve">    }</w:t>
       </w:r>
@@ -2051,111 +2392,212 @@
         <w:spacing w:after="0"/>
         <w:rPr>
           <w:rFonts w:asciiTheme="minorHAnsi" w:hAnsiTheme="minorHAnsi" w:cstheme="minorHAnsi"/>
-          <w:lang w:val="en-US"/>
-        </w:rPr>
-      </w:pPr>
-    </w:p>
-    <w:p>
-      <w:pPr>
-        <w:spacing w:after="0"/>
-        <w:rPr>
-          <w:rFonts w:asciiTheme="minorHAnsi" w:hAnsiTheme="minorHAnsi" w:cstheme="minorHAnsi"/>
-          <w:lang w:val="ru-RU"/>
-        </w:rPr>
-      </w:pPr>
-      <w:r>
-        <w:rPr>
-          <w:rFonts w:asciiTheme="minorHAnsi" w:hAnsiTheme="minorHAnsi" w:cstheme="minorHAnsi"/>
-          <w:lang w:val="ru-RU"/>
-        </w:rPr>
-        <w:t xml:space="preserve">    cout &lt;&lt; "Постоянный клиент (1-да/0-нет): ";</w:t>
-      </w:r>
-    </w:p>
-    <w:p>
-      <w:pPr>
-        <w:spacing w:after="0"/>
-        <w:rPr>
-          <w:rFonts w:asciiTheme="minorHAnsi" w:hAnsiTheme="minorHAnsi" w:cstheme="minorHAnsi"/>
-          <w:lang w:val="en-US"/>
-        </w:rPr>
-      </w:pPr>
-      <w:r>
-        <w:rPr>
-          <w:rFonts w:asciiTheme="minorHAnsi" w:hAnsiTheme="minorHAnsi" w:cstheme="minorHAnsi"/>
-          <w:lang w:val="en-US"/>
-        </w:rPr>
-        <w:t xml:space="preserve">    cin &gt;&gt; isRegular;</w:t>
-      </w:r>
-    </w:p>
-    <w:p>
-      <w:pPr>
-        <w:spacing w:after="0"/>
-        <w:rPr>
-          <w:rFonts w:asciiTheme="minorHAnsi" w:hAnsiTheme="minorHAnsi" w:cstheme="minorHAnsi"/>
-          <w:lang w:val="en-US"/>
-        </w:rPr>
-      </w:pPr>
-    </w:p>
-    <w:p>
-      <w:pPr>
-        <w:spacing w:after="0"/>
-        <w:rPr>
-          <w:rFonts w:asciiTheme="minorHAnsi" w:hAnsiTheme="minorHAnsi" w:cstheme="minorHAnsi"/>
-          <w:lang w:val="en-US"/>
-        </w:rPr>
-      </w:pPr>
-      <w:r>
-        <w:rPr>
-          <w:rFonts w:asciiTheme="minorHAnsi" w:hAnsiTheme="minorHAnsi" w:cstheme="minorHAnsi"/>
-          <w:lang w:val="en-US"/>
-        </w:rPr>
-        <w:t xml:space="preserve">    if (isRegular != 0 &amp;&amp; isRegular != 1) {</w:t>
-      </w:r>
-    </w:p>
-    <w:p>
-      <w:pPr>
-        <w:spacing w:after="0"/>
-        <w:rPr>
-          <w:rFonts w:asciiTheme="minorHAnsi" w:hAnsiTheme="minorHAnsi" w:cstheme="minorHAnsi"/>
-          <w:lang w:val="ru-RU"/>
-        </w:rPr>
-      </w:pPr>
-      <w:r>
-        <w:rPr>
-          <w:rFonts w:asciiTheme="minorHAnsi" w:hAnsiTheme="minorHAnsi" w:cstheme="minorHAnsi"/>
-          <w:lang w:val="ru-RU"/>
-        </w:rPr>
-        <w:t xml:space="preserve">        cout &lt;&lt; "Ошибка: статус клиента должен быть 0 или 1.\n";</w:t>
-      </w:r>
-    </w:p>
-    <w:p>
-      <w:pPr>
-        <w:spacing w:after="0"/>
-        <w:rPr>
-          <w:rFonts w:asciiTheme="minorHAnsi" w:hAnsiTheme="minorHAnsi" w:cstheme="minorHAnsi"/>
-          <w:lang w:val="en-US"/>
-        </w:rPr>
-      </w:pPr>
-      <w:r>
-        <w:rPr>
-          <w:rFonts w:asciiTheme="minorHAnsi" w:hAnsiTheme="minorHAnsi" w:cstheme="minorHAnsi"/>
-          <w:lang w:val="en-US"/>
-        </w:rPr>
-        <w:t xml:space="preserve">        return 1;</w:t>
-      </w:r>
-    </w:p>
-    <w:p>
-      <w:pPr>
-        <w:spacing w:after="0"/>
-        <w:rPr>
-          <w:rFonts w:asciiTheme="minorHAnsi" w:hAnsiTheme="minorHAnsi" w:cstheme="minorHAnsi"/>
-          <w:lang w:val="en-US"/>
-        </w:rPr>
-      </w:pPr>
-      <w:r>
-        <w:rPr>
-          <w:rFonts w:asciiTheme="minorHAnsi" w:hAnsiTheme="minorHAnsi" w:cstheme="minorHAnsi"/>
-          <w:lang w:val="en-US"/>
+          <w:lang w:val="ru-RU"/>
+        </w:rPr>
+      </w:pPr>
+    </w:p>
+    <w:p>
+      <w:pPr>
+        <w:spacing w:after="0"/>
+        <w:rPr>
+          <w:rFonts w:asciiTheme="minorHAnsi" w:hAnsiTheme="minorHAnsi" w:cstheme="minorHAnsi"/>
+          <w:lang w:val="ru-RU"/>
+        </w:rPr>
+      </w:pPr>
+      <w:r>
+        <w:rPr>
+          <w:rFonts w:asciiTheme="minorHAnsi" w:hAnsiTheme="minorHAnsi" w:cstheme="minorHAnsi"/>
+          <w:lang w:val="ru-RU"/>
+        </w:rPr>
+        <w:t xml:space="preserve">    cout </w:t>
+      </w:r>
+      <w:proofErr w:type="gramStart"/>
+      <w:r>
+        <w:rPr>
+          <w:rFonts w:asciiTheme="minorHAnsi" w:hAnsiTheme="minorHAnsi" w:cstheme="minorHAnsi"/>
+          <w:lang w:val="ru-RU"/>
+        </w:rPr>
+        <w:t>&lt;&lt; "</w:t>
+      </w:r>
+      <w:proofErr w:type="gramEnd"/>
+      <w:r>
+        <w:rPr>
+          <w:rFonts w:asciiTheme="minorHAnsi" w:hAnsiTheme="minorHAnsi" w:cstheme="minorHAnsi"/>
+          <w:lang w:val="ru-RU"/>
+        </w:rPr>
+        <w:t>Постоянный клиент (1-да/0-нет): ";</w:t>
+      </w:r>
+    </w:p>
+    <w:p>
+      <w:pPr>
+        <w:spacing w:after="0"/>
+        <w:rPr>
+          <w:rFonts w:asciiTheme="minorHAnsi" w:hAnsiTheme="minorHAnsi" w:cstheme="minorHAnsi"/>
+          <w:lang w:val="en-US"/>
+        </w:rPr>
+      </w:pPr>
+      <w:r>
+        <w:rPr>
+          <w:rFonts w:asciiTheme="minorHAnsi" w:hAnsiTheme="minorHAnsi" w:cstheme="minorHAnsi"/>
+          <w:lang w:val="ru-RU"/>
+        </w:rPr>
+        <w:t xml:space="preserve">    </w:t>
+      </w:r>
+      <w:proofErr w:type="spellStart"/>
+      <w:r>
+        <w:rPr>
+          <w:rFonts w:asciiTheme="minorHAnsi" w:hAnsiTheme="minorHAnsi" w:cstheme="minorHAnsi"/>
+          <w:lang w:val="en-US"/>
+        </w:rPr>
+        <w:t>cin</w:t>
+      </w:r>
+      <w:proofErr w:type="spellEnd"/>
+      <w:r>
+        <w:rPr>
+          <w:rFonts w:asciiTheme="minorHAnsi" w:hAnsiTheme="minorHAnsi" w:cstheme="minorHAnsi"/>
+          <w:lang w:val="en-US"/>
+        </w:rPr>
+        <w:t xml:space="preserve"> &gt;&gt; </w:t>
+      </w:r>
+      <w:proofErr w:type="spellStart"/>
+      <w:r>
+        <w:rPr>
+          <w:rFonts w:asciiTheme="minorHAnsi" w:hAnsiTheme="minorHAnsi" w:cstheme="minorHAnsi"/>
+          <w:lang w:val="en-US"/>
+        </w:rPr>
+        <w:t>isRegular</w:t>
+      </w:r>
+      <w:proofErr w:type="spellEnd"/>
+      <w:r>
+        <w:rPr>
+          <w:rFonts w:asciiTheme="minorHAnsi" w:hAnsiTheme="minorHAnsi" w:cstheme="minorHAnsi"/>
+          <w:lang w:val="en-US"/>
+        </w:rPr>
+        <w:t>;</w:t>
+      </w:r>
+    </w:p>
+    <w:p>
+      <w:pPr>
+        <w:spacing w:after="0"/>
+        <w:rPr>
+          <w:rFonts w:asciiTheme="minorHAnsi" w:hAnsiTheme="minorHAnsi" w:cstheme="minorHAnsi"/>
+          <w:lang w:val="en-US"/>
+        </w:rPr>
+      </w:pPr>
+    </w:p>
+    <w:p>
+      <w:pPr>
+        <w:spacing w:after="0"/>
+        <w:rPr>
+          <w:rFonts w:asciiTheme="minorHAnsi" w:hAnsiTheme="minorHAnsi" w:cstheme="minorHAnsi"/>
+          <w:lang w:val="ru-RU"/>
+        </w:rPr>
+      </w:pPr>
+      <w:r>
+        <w:rPr>
+          <w:rFonts w:asciiTheme="minorHAnsi" w:hAnsiTheme="minorHAnsi" w:cstheme="minorHAnsi"/>
+          <w:lang w:val="en-US"/>
+        </w:rPr>
+        <w:t xml:space="preserve">    if (</w:t>
+      </w:r>
+      <w:proofErr w:type="gramStart"/>
+      <w:r>
+        <w:rPr>
+          <w:rFonts w:asciiTheme="minorHAnsi" w:hAnsiTheme="minorHAnsi" w:cstheme="minorHAnsi"/>
+          <w:lang w:val="en-US"/>
+        </w:rPr>
+        <w:t>isRegular !</w:t>
+      </w:r>
+      <w:proofErr w:type="gramEnd"/>
+      <w:r>
+        <w:rPr>
+          <w:rFonts w:asciiTheme="minorHAnsi" w:hAnsiTheme="minorHAnsi" w:cstheme="minorHAnsi"/>
+          <w:lang w:val="en-US"/>
+        </w:rPr>
+        <w:t xml:space="preserve">= 0 &amp;&amp; isRegular != </w:t>
+      </w:r>
+      <w:r>
+        <w:rPr>
+          <w:rFonts w:asciiTheme="minorHAnsi" w:hAnsiTheme="minorHAnsi" w:cstheme="minorHAnsi"/>
+          <w:lang w:val="ru-RU"/>
+        </w:rPr>
+        <w:t>1) {</w:t>
+      </w:r>
+    </w:p>
+    <w:p>
+      <w:pPr>
+        <w:spacing w:after="0"/>
+        <w:rPr>
+          <w:rFonts w:asciiTheme="minorHAnsi" w:hAnsiTheme="minorHAnsi" w:cstheme="minorHAnsi"/>
+          <w:lang w:val="ru-RU"/>
+        </w:rPr>
+      </w:pPr>
+      <w:r>
+        <w:rPr>
+          <w:rFonts w:asciiTheme="minorHAnsi" w:hAnsiTheme="minorHAnsi" w:cstheme="minorHAnsi"/>
+          <w:lang w:val="ru-RU"/>
+        </w:rPr>
+        <w:t xml:space="preserve">        cout </w:t>
+      </w:r>
+      <w:proofErr w:type="gramStart"/>
+      <w:r>
+        <w:rPr>
+          <w:rFonts w:asciiTheme="minorHAnsi" w:hAnsiTheme="minorHAnsi" w:cstheme="minorHAnsi"/>
+          <w:lang w:val="ru-RU"/>
+        </w:rPr>
+        <w:t>&lt;&lt; "</w:t>
+      </w:r>
+      <w:proofErr w:type="gramEnd"/>
+      <w:r>
+        <w:rPr>
+          <w:rFonts w:asciiTheme="minorHAnsi" w:hAnsiTheme="minorHAnsi" w:cstheme="minorHAnsi"/>
+          <w:lang w:val="ru-RU"/>
+        </w:rPr>
+        <w:t>Ошибка: статус клиента должен быть 0 или 1.\n";</w:t>
+      </w:r>
+    </w:p>
+    <w:p>
+      <w:pPr>
+        <w:spacing w:after="0"/>
+        <w:rPr>
+          <w:rFonts w:asciiTheme="minorHAnsi" w:hAnsiTheme="minorHAnsi" w:cstheme="minorHAnsi"/>
+          <w:lang w:val="ru-RU"/>
+        </w:rPr>
+      </w:pPr>
+      <w:r>
+        <w:rPr>
+          <w:rFonts w:asciiTheme="minorHAnsi" w:hAnsiTheme="minorHAnsi" w:cstheme="minorHAnsi"/>
+          <w:lang w:val="ru-RU"/>
+        </w:rPr>
+        <w:t xml:space="preserve">        </w:t>
+      </w:r>
+      <w:r>
+        <w:rPr>
+          <w:rFonts w:asciiTheme="minorHAnsi" w:hAnsiTheme="minorHAnsi" w:cstheme="minorHAnsi"/>
+          <w:lang w:val="en-US"/>
+        </w:rPr>
+        <w:t>return</w:t>
+      </w:r>
+      <w:r>
+        <w:rPr>
+          <w:rFonts w:asciiTheme="minorHAnsi" w:hAnsiTheme="minorHAnsi" w:cstheme="minorHAnsi"/>
+          <w:lang w:val="ru-RU"/>
+        </w:rPr>
+        <w:t xml:space="preserve"> 1;</w:t>
+      </w:r>
+    </w:p>
+    <w:p>
+      <w:pPr>
+        <w:spacing w:after="0"/>
+        <w:rPr>
+          <w:rFonts w:asciiTheme="minorHAnsi" w:hAnsiTheme="minorHAnsi" w:cstheme="minorHAnsi"/>
+          <w:lang w:val="ru-RU"/>
+        </w:rPr>
+      </w:pPr>
+      <w:r>
+        <w:rPr>
+          <w:rFonts w:asciiTheme="minorHAnsi" w:hAnsiTheme="minorHAnsi" w:cstheme="minorHAnsi"/>
+          <w:lang w:val="ru-RU"/>
         </w:rPr>
         <w:t xml:space="preserve">    }</w:t>
       </w:r>
@@ -2182,39 +2624,58 @@
           <w:rFonts w:asciiTheme="minorHAnsi" w:hAnsiTheme="minorHAnsi" w:cstheme="minorHAnsi"/>
           <w:lang w:val="ru-RU"/>
         </w:rPr>
-        <w:t xml:space="preserve">    // Определение тарифа (вложенные ветвления)</w:t>
-      </w:r>
-    </w:p>
-    <w:p>
-      <w:pPr>
-        <w:spacing w:after="0"/>
-        <w:rPr>
-          <w:rFonts w:asciiTheme="minorHAnsi" w:hAnsiTheme="minorHAnsi" w:cstheme="minorHAnsi"/>
-          <w:lang w:val="en-US"/>
-        </w:rPr>
-      </w:pPr>
-      <w:r>
-        <w:rPr>
-          <w:rFonts w:asciiTheme="minorHAnsi" w:hAnsiTheme="minorHAnsi" w:cstheme="minorHAnsi"/>
-          <w:lang w:val="en-US"/>
-        </w:rPr>
-        <w:t xml:space="preserve">    double rate;</w:t>
-      </w:r>
-    </w:p>
-    <w:p>
-      <w:pPr>
-        <w:spacing w:after="0"/>
-        <w:rPr>
-          <w:rFonts w:asciiTheme="minorHAnsi" w:hAnsiTheme="minorHAnsi" w:cstheme="minorHAnsi"/>
-          <w:lang w:val="en-US"/>
-        </w:rPr>
-      </w:pPr>
-      <w:r>
-        <w:rPr>
-          <w:rFonts w:asciiTheme="minorHAnsi" w:hAnsiTheme="minorHAnsi" w:cstheme="minorHAnsi"/>
-          <w:lang w:val="en-US"/>
-        </w:rPr>
-        <w:t xml:space="preserve">    string tariffName;</w:t>
+        <w:t xml:space="preserve">    </w:t>
+      </w:r>
+      <w:r>
+        <w:rPr>
+          <w:rFonts w:asciiTheme="minorHAnsi" w:hAnsiTheme="minorHAnsi" w:cstheme="minorHAnsi"/>
+          <w:lang w:val="en-US"/>
+        </w:rPr>
+        <w:t>double</w:t>
+      </w:r>
+      <w:r>
+        <w:rPr>
+          <w:rFonts w:asciiTheme="minorHAnsi" w:hAnsiTheme="minorHAnsi" w:cstheme="minorHAnsi"/>
+          <w:lang w:val="ru-RU"/>
+        </w:rPr>
+        <w:t xml:space="preserve"> </w:t>
+      </w:r>
+      <w:r>
+        <w:rPr>
+          <w:rFonts w:asciiTheme="minorHAnsi" w:hAnsiTheme="minorHAnsi" w:cstheme="minorHAnsi"/>
+          <w:lang w:val="en-US"/>
+        </w:rPr>
+        <w:t>rate</w:t>
+      </w:r>
+      <w:r>
+        <w:rPr>
+          <w:rFonts w:asciiTheme="minorHAnsi" w:hAnsiTheme="minorHAnsi" w:cstheme="minorHAnsi"/>
+          <w:lang w:val="ru-RU"/>
+        </w:rPr>
+        <w:t>;</w:t>
+      </w:r>
+    </w:p>
+    <w:p>
+      <w:pPr>
+        <w:spacing w:after="0"/>
+        <w:rPr>
+          <w:rFonts w:asciiTheme="minorHAnsi" w:hAnsiTheme="minorHAnsi" w:cstheme="minorHAnsi"/>
+          <w:lang w:val="en-US"/>
+        </w:rPr>
+      </w:pPr>
+      <w:r>
+        <w:rPr>
+          <w:rFonts w:asciiTheme="minorHAnsi" w:hAnsiTheme="minorHAnsi" w:cstheme="minorHAnsi"/>
+          <w:lang w:val="ru-RU"/>
+        </w:rPr>
+        <w:t xml:space="preserve">    </w:t>
+      </w:r>
+      <w:r>
+        <w:rPr>
+          <w:rFonts w:asciiTheme="minorHAnsi" w:hAnsiTheme="minorHAnsi" w:cstheme="minorHAnsi"/>
+          <w:lang w:val="en-US"/>
+        </w:rPr>
+        <w:t>string tariffName;</w:t>
       </w:r>
     </w:p>
     <w:p>
@@ -2255,23 +2716,21 @@
           <w:rFonts w:asciiTheme="minorHAnsi" w:hAnsiTheme="minorHAnsi" w:cstheme="minorHAnsi"/>
           <w:lang w:val="ru-RU"/>
         </w:rPr>
-        <w:t xml:space="preserve">        // Выходные: одна ставка на весь день</w:t>
-      </w:r>
-    </w:p>
-    <w:p>
-      <w:pPr>
-        <w:spacing w:after="0"/>
-        <w:rPr>
-          <w:rFonts w:asciiTheme="minorHAnsi" w:hAnsiTheme="minorHAnsi" w:cstheme="minorHAnsi"/>
-          <w:lang w:val="en-US"/>
-        </w:rPr>
-      </w:pPr>
-      <w:r>
-        <w:rPr>
-          <w:rFonts w:asciiTheme="minorHAnsi" w:hAnsiTheme="minorHAnsi" w:cstheme="minorHAnsi"/>
-          <w:lang w:val="en-US"/>
-        </w:rPr>
-        <w:t xml:space="preserve">        rate = 2.0;</w:t>
+        <w:t xml:space="preserve">        </w:t>
+      </w:r>
+      <w:r>
+        <w:rPr>
+          <w:rFonts w:asciiTheme="minorHAnsi" w:hAnsiTheme="minorHAnsi" w:cstheme="minorHAnsi"/>
+          <w:lang w:val="en-US"/>
+        </w:rPr>
+        <w:t>rate</w:t>
+      </w:r>
+      <w:r>
+        <w:rPr>
+          <w:rFonts w:asciiTheme="minorHAnsi" w:hAnsiTheme="minorHAnsi" w:cstheme="minorHAnsi"/>
+          <w:lang w:val="ru-RU"/>
+        </w:rPr>
+        <w:t xml:space="preserve"> = 2.0;</w:t>
       </w:r>
     </w:p>
     <w:p>
@@ -2295,47 +2754,75 @@
         <w:spacing w:after="0"/>
         <w:rPr>
           <w:rFonts w:asciiTheme="minorHAnsi" w:hAnsiTheme="minorHAnsi" w:cstheme="minorHAnsi"/>
-          <w:lang w:val="en-US"/>
-        </w:rPr>
-      </w:pPr>
-      <w:r>
-        <w:rPr>
-          <w:rFonts w:asciiTheme="minorHAnsi" w:hAnsiTheme="minorHAnsi" w:cstheme="minorHAnsi"/>
-          <w:lang w:val="en-US"/>
-        </w:rPr>
-        <w:t xml:space="preserve">    } else {</w:t>
-      </w:r>
-    </w:p>
-    <w:p>
-      <w:pPr>
-        <w:spacing w:after="0"/>
-        <w:rPr>
-          <w:rFonts w:asciiTheme="minorHAnsi" w:hAnsiTheme="minorHAnsi" w:cstheme="minorHAnsi"/>
-          <w:lang w:val="ru-RU"/>
-        </w:rPr>
-      </w:pPr>
-      <w:r>
-        <w:rPr>
-          <w:rFonts w:asciiTheme="minorHAnsi" w:hAnsiTheme="minorHAnsi" w:cstheme="minorHAnsi"/>
-          <w:lang w:val="ru-RU"/>
-        </w:rPr>
-        <w:t xml:space="preserve">        // Будни: ставка зависит от времени суток</w:t>
-      </w:r>
-    </w:p>
-    <w:p>
-      <w:pPr>
-        <w:spacing w:after="0"/>
-        <w:rPr>
-          <w:rFonts w:asciiTheme="minorHAnsi" w:hAnsiTheme="minorHAnsi" w:cstheme="minorHAnsi"/>
-          <w:lang w:val="en-US"/>
-        </w:rPr>
-      </w:pPr>
-      <w:r>
-        <w:rPr>
-          <w:rFonts w:asciiTheme="minorHAnsi" w:hAnsiTheme="minorHAnsi" w:cstheme="minorHAnsi"/>
-          <w:lang w:val="en-US"/>
-        </w:rPr>
-        <w:t xml:space="preserve">        if (startHour &gt;= 8 &amp;&amp; startHour &lt; 22) {</w:t>
+          <w:lang w:val="ru-RU"/>
+        </w:rPr>
+      </w:pPr>
+      <w:r>
+        <w:rPr>
+          <w:rFonts w:asciiTheme="minorHAnsi" w:hAnsiTheme="minorHAnsi" w:cstheme="minorHAnsi"/>
+          <w:lang w:val="ru-RU"/>
+        </w:rPr>
+        <w:t xml:space="preserve">    } </w:t>
+      </w:r>
+      <w:r>
+        <w:rPr>
+          <w:rFonts w:asciiTheme="minorHAnsi" w:hAnsiTheme="minorHAnsi" w:cstheme="minorHAnsi"/>
+          <w:lang w:val="en-US"/>
+        </w:rPr>
+        <w:t>else</w:t>
+      </w:r>
+      <w:r>
+        <w:rPr>
+          <w:rFonts w:asciiTheme="minorHAnsi" w:hAnsiTheme="minorHAnsi" w:cstheme="minorHAnsi"/>
+          <w:lang w:val="ru-RU"/>
+        </w:rPr>
+        <w:t xml:space="preserve"> {</w:t>
+      </w:r>
+    </w:p>
+    <w:p>
+      <w:pPr>
+        <w:spacing w:after="0"/>
+        <w:rPr>
+          <w:rFonts w:asciiTheme="minorHAnsi" w:hAnsiTheme="minorHAnsi" w:cstheme="minorHAnsi"/>
+          <w:lang w:val="en-US"/>
+        </w:rPr>
+      </w:pPr>
+      <w:r>
+        <w:rPr>
+          <w:rFonts w:asciiTheme="minorHAnsi" w:hAnsiTheme="minorHAnsi" w:cstheme="minorHAnsi"/>
+          <w:lang w:val="ru-RU"/>
+        </w:rPr>
+        <w:t xml:space="preserve">        </w:t>
+      </w:r>
+      <w:r>
+        <w:rPr>
+          <w:rFonts w:asciiTheme="minorHAnsi" w:hAnsiTheme="minorHAnsi" w:cstheme="minorHAnsi"/>
+          <w:lang w:val="ru-RU"/>
+        </w:rPr>
+        <w:t xml:space="preserve">    </w:t>
+      </w:r>
+      <w:r>
+        <w:rPr>
+          <w:rFonts w:asciiTheme="minorHAnsi" w:hAnsiTheme="minorHAnsi" w:cstheme="minorHAnsi"/>
+          <w:lang w:val="en-US"/>
+        </w:rPr>
+        <w:t>if (</w:t>
+      </w:r>
+      <w:proofErr w:type="spellStart"/>
+      <w:r>
+        <w:rPr>
+          <w:rFonts w:asciiTheme="minorHAnsi" w:hAnsiTheme="minorHAnsi" w:cstheme="minorHAnsi"/>
+          <w:lang w:val="en-US"/>
+        </w:rPr>
+        <w:t>startHour</w:t>
+      </w:r>
+      <w:proofErr w:type="spellEnd"/>
+      <w:r>
+        <w:rPr>
+          <w:rFonts w:asciiTheme="minorHAnsi" w:hAnsiTheme="minorHAnsi" w:cstheme="minorHAnsi"/>
+          <w:lang w:val="en-US"/>
+        </w:rPr>
+        <w:t xml:space="preserve"> &gt;= 8 &amp;&amp; startHour &lt; 22) {</w:t>
       </w:r>
     </w:p>
     <w:p>
@@ -2359,15 +2846,89 @@
         <w:spacing w:after="0"/>
         <w:rPr>
           <w:rFonts w:asciiTheme="minorHAnsi" w:hAnsiTheme="minorHAnsi" w:cstheme="minorHAnsi"/>
-          <w:lang w:val="ru-RU"/>
-        </w:rPr>
-      </w:pPr>
-      <w:r>
-        <w:rPr>
-          <w:rFonts w:asciiTheme="minorHAnsi" w:hAnsiTheme="minorHAnsi" w:cstheme="minorHAnsi"/>
-          <w:lang w:val="ru-RU"/>
-        </w:rPr>
-        <w:t xml:space="preserve">            tariffName = "будни-день (5.00 руб/мин)";</w:t>
+          <w:lang w:val="en-US"/>
+        </w:rPr>
+      </w:pPr>
+      <w:r>
+        <w:rPr>
+          <w:rFonts w:asciiTheme="minorHAnsi" w:hAnsiTheme="minorHAnsi" w:cstheme="minorHAnsi"/>
+          <w:lang w:val="en-US"/>
+        </w:rPr>
+        <w:t xml:space="preserve">            </w:t>
+      </w:r>
+      <w:proofErr w:type="spellStart"/>
+      <w:r>
+        <w:rPr>
+          <w:rFonts w:asciiTheme="minorHAnsi" w:hAnsiTheme="minorHAnsi" w:cstheme="minorHAnsi"/>
+          <w:lang w:val="en-US"/>
+        </w:rPr>
+        <w:t>tariffName</w:t>
+      </w:r>
+      <w:proofErr w:type="spellEnd"/>
+      <w:r>
+        <w:rPr>
+          <w:rFonts w:asciiTheme="minorHAnsi" w:hAnsiTheme="minorHAnsi" w:cstheme="minorHAnsi"/>
+          <w:lang w:val="en-US"/>
+        </w:rPr>
+        <w:t xml:space="preserve"> = "</w:t>
+      </w:r>
+      <w:r>
+        <w:rPr>
+          <w:rFonts w:asciiTheme="minorHAnsi" w:hAnsiTheme="minorHAnsi" w:cstheme="minorHAnsi"/>
+          <w:lang w:val="ru-RU"/>
+        </w:rPr>
+        <w:t>будни</w:t>
+      </w:r>
+      <w:r>
+        <w:rPr>
+          <w:rFonts w:asciiTheme="minorHAnsi" w:hAnsiTheme="minorHAnsi" w:cstheme="minorHAnsi"/>
+          <w:lang w:val="en-US"/>
+        </w:rPr>
+        <w:t>-</w:t>
+      </w:r>
+      <w:r>
+        <w:rPr>
+          <w:rFonts w:asciiTheme="minorHAnsi" w:hAnsiTheme="minorHAnsi" w:cstheme="minorHAnsi"/>
+          <w:lang w:val="ru-RU"/>
+        </w:rPr>
+        <w:t>день</w:t>
+      </w:r>
+      <w:r>
+        <w:rPr>
+          <w:rFonts w:asciiTheme="minorHAnsi" w:hAnsiTheme="minorHAnsi" w:cstheme="minorHAnsi"/>
+          <w:lang w:val="en-US"/>
+        </w:rPr>
+        <w:t xml:space="preserve"> (5.00 </w:t>
+      </w:r>
+      <w:proofErr w:type="spellStart"/>
+      <w:r>
+        <w:rPr>
+          <w:rFonts w:asciiTheme="minorHAnsi" w:hAnsiTheme="minorHAnsi" w:cstheme="minorHAnsi"/>
+          <w:lang w:val="ru-RU"/>
+        </w:rPr>
+        <w:t>руб</w:t>
+      </w:r>
+      <w:proofErr w:type="spellEnd"/>
+      <w:r>
+        <w:rPr>
+          <w:rFonts w:asciiTheme="minorHAnsi" w:hAnsiTheme="minorHAnsi" w:cstheme="minorHAnsi"/>
+          <w:lang w:val="en-US"/>
+        </w:rPr>
+        <w:t>/</w:t>
+      </w:r>
+      <w:r>
+        <w:rPr>
+          <w:rFonts w:asciiTheme="minorHAnsi" w:hAnsiTheme="minorHAnsi" w:cstheme="minorHAnsi"/>
+          <w:lang w:val="ru-RU"/>
+        </w:rPr>
+        <w:t>мин</w:t>
+      </w:r>
+      <w:r>
+        <w:rPr>
+          <w:rFonts w:asciiTheme="minorHAnsi" w:hAnsiTheme="minorHAnsi" w:cstheme="minorHAnsi"/>
+          <w:lang w:val="en-US"/>
+        </w:rPr>
+        <w:t>)";</w:t>
       </w:r>
     </w:p>
     <w:p>
@@ -2407,15 +2968,89 @@
         <w:spacing w:after="0"/>
         <w:rPr>
           <w:rFonts w:asciiTheme="minorHAnsi" w:hAnsiTheme="minorHAnsi" w:cstheme="minorHAnsi"/>
-          <w:lang w:val="ru-RU"/>
-        </w:rPr>
-      </w:pPr>
-      <w:r>
-        <w:rPr>
-          <w:rFonts w:asciiTheme="minorHAnsi" w:hAnsiTheme="minorHAnsi" w:cstheme="minorHAnsi"/>
-          <w:lang w:val="ru-RU"/>
-        </w:rPr>
-        <w:t xml:space="preserve">            tariffName = "будни-ночь (3.00 руб/мин)";</w:t>
+          <w:lang w:val="en-US"/>
+        </w:rPr>
+      </w:pPr>
+      <w:r>
+        <w:rPr>
+          <w:rFonts w:asciiTheme="minorHAnsi" w:hAnsiTheme="minorHAnsi" w:cstheme="minorHAnsi"/>
+          <w:lang w:val="en-US"/>
+        </w:rPr>
+        <w:t xml:space="preserve">            </w:t>
+      </w:r>
+      <w:proofErr w:type="spellStart"/>
+      <w:r>
+        <w:rPr>
+          <w:rFonts w:asciiTheme="minorHAnsi" w:hAnsiTheme="minorHAnsi" w:cstheme="minorHAnsi"/>
+          <w:lang w:val="en-US"/>
+        </w:rPr>
+        <w:t>tariffName</w:t>
+      </w:r>
+      <w:proofErr w:type="spellEnd"/>
+      <w:r>
+        <w:rPr>
+          <w:rFonts w:asciiTheme="minorHAnsi" w:hAnsiTheme="minorHAnsi" w:cstheme="minorHAnsi"/>
+          <w:lang w:val="en-US"/>
+        </w:rPr>
+        <w:t xml:space="preserve"> = "</w:t>
+      </w:r>
+      <w:r>
+        <w:rPr>
+          <w:rFonts w:asciiTheme="minorHAnsi" w:hAnsiTheme="minorHAnsi" w:cstheme="minorHAnsi"/>
+          <w:lang w:val="ru-RU"/>
+        </w:rPr>
+        <w:t>будни</w:t>
+      </w:r>
+      <w:r>
+        <w:rPr>
+          <w:rFonts w:asciiTheme="minorHAnsi" w:hAnsiTheme="minorHAnsi" w:cstheme="minorHAnsi"/>
+          <w:lang w:val="en-US"/>
+        </w:rPr>
+        <w:t>-</w:t>
+      </w:r>
+      <w:r>
+        <w:rPr>
+          <w:rFonts w:asciiTheme="minorHAnsi" w:hAnsiTheme="minorHAnsi" w:cstheme="minorHAnsi"/>
+          <w:lang w:val="ru-RU"/>
+        </w:rPr>
+        <w:t>ночь</w:t>
+      </w:r>
+      <w:r>
+        <w:rPr>
+          <w:rFonts w:asciiTheme="minorHAnsi" w:hAnsiTheme="minorHAnsi" w:cstheme="minorHAnsi"/>
+          <w:lang w:val="en-US"/>
+        </w:rPr>
+        <w:t xml:space="preserve"> (3.00 </w:t>
+      </w:r>
+      <w:proofErr w:type="spellStart"/>
+      <w:r>
+        <w:rPr>
+          <w:rFonts w:asciiTheme="minorHAnsi" w:hAnsiTheme="minorHAnsi" w:cstheme="minorHAnsi"/>
+          <w:lang w:val="ru-RU"/>
+        </w:rPr>
+        <w:t>руб</w:t>
+      </w:r>
+      <w:proofErr w:type="spellEnd"/>
+      <w:r>
+        <w:rPr>
+          <w:rFonts w:asciiTheme="minorHAnsi" w:hAnsiTheme="minorHAnsi" w:cstheme="minorHAnsi"/>
+          <w:lang w:val="en-US"/>
+        </w:rPr>
+        <w:t>/</w:t>
+      </w:r>
+      <w:r>
+        <w:rPr>
+          <w:rFonts w:asciiTheme="minorHAnsi" w:hAnsiTheme="minorHAnsi" w:cstheme="minorHAnsi"/>
+          <w:lang w:val="ru-RU"/>
+        </w:rPr>
+        <w:t>мин</w:t>
+      </w:r>
+      <w:r>
+        <w:rPr>
+          <w:rFonts w:asciiTheme="minorHAnsi" w:hAnsiTheme="minorHAnsi" w:cstheme="minorHAnsi"/>
+          <w:lang w:val="en-US"/>
+        </w:rPr>
+        <w:t>)";</w:t>
       </w:r>
     </w:p>
     <w:p>
@@ -2464,22 +3099,6 @@
         <w:spacing w:after="0"/>
         <w:rPr>
           <w:rFonts w:asciiTheme="minorHAnsi" w:hAnsiTheme="minorHAnsi" w:cstheme="minorHAnsi"/>
-          <w:lang w:val="ru-RU"/>
-        </w:rPr>
-      </w:pPr>
-      <w:r>
-        <w:rPr>
-          <w:rFonts w:asciiTheme="minorHAnsi" w:hAnsiTheme="minorHAnsi" w:cstheme="minorHAnsi"/>
-          <w:lang w:val="ru-RU"/>
-        </w:rPr>
-        <w:t xml:space="preserve">    // Базовая стоимость</w:t>
-      </w:r>
-    </w:p>
-    <w:p>
-      <w:pPr>
-        <w:spacing w:after="0"/>
-        <w:rPr>
-          <w:rFonts w:asciiTheme="minorHAnsi" w:hAnsiTheme="minorHAnsi" w:cstheme="minorHAnsi"/>
           <w:lang w:val="en-US"/>
         </w:rPr>
       </w:pPr>
@@ -2505,31 +3124,38 @@
         <w:spacing w:after="0"/>
         <w:rPr>
           <w:rFonts w:asciiTheme="minorHAnsi" w:hAnsiTheme="minorHAnsi" w:cstheme="minorHAnsi"/>
-          <w:lang w:val="ru-RU"/>
-        </w:rPr>
-      </w:pPr>
-      <w:r>
-        <w:rPr>
-          <w:rFonts w:asciiTheme="minorHAnsi" w:hAnsiTheme="minorHAnsi" w:cstheme="minorHAnsi"/>
-          <w:lang w:val="ru-RU"/>
-        </w:rPr>
-        <w:t xml:space="preserve">    // Скидка за длительность (от 60 минут - 10%)</w:t>
-      </w:r>
-    </w:p>
-    <w:p>
-      <w:pPr>
-        <w:spacing w:after="0"/>
-        <w:rPr>
-          <w:rFonts w:asciiTheme="minorHAnsi" w:hAnsiTheme="minorHAnsi" w:cstheme="minorHAnsi"/>
-          <w:lang w:val="en-US"/>
-        </w:rPr>
-      </w:pPr>
-      <w:r>
-        <w:rPr>
-          <w:rFonts w:asciiTheme="minorHAnsi" w:hAnsiTheme="minorHAnsi" w:cstheme="minorHAnsi"/>
-          <w:lang w:val="en-US"/>
-        </w:rPr>
-        <w:t xml:space="preserve">    double durationDiscount = 0;</w:t>
+          <w:lang w:val="en-US"/>
+        </w:rPr>
+      </w:pPr>
+      <w:r>
+        <w:rPr>
+          <w:rFonts w:asciiTheme="minorHAnsi" w:hAnsiTheme="minorHAnsi" w:cstheme="minorHAnsi"/>
+          <w:lang w:val="ru-RU"/>
+        </w:rPr>
+        <w:t xml:space="preserve">    </w:t>
+      </w:r>
+      <w:r>
+        <w:rPr>
+          <w:rFonts w:asciiTheme="minorHAnsi" w:hAnsiTheme="minorHAnsi" w:cstheme="minorHAnsi"/>
+          <w:lang w:val="en-US"/>
+        </w:rPr>
+        <w:t xml:space="preserve">double </w:t>
+      </w:r>
+      <w:proofErr w:type="spellStart"/>
+      <w:r>
+        <w:rPr>
+          <w:rFonts w:asciiTheme="minorHAnsi" w:hAnsiTheme="minorHAnsi" w:cstheme="minorHAnsi"/>
+          <w:lang w:val="en-US"/>
+        </w:rPr>
+        <w:t>durationDiscount</w:t>
+      </w:r>
+      <w:proofErr w:type="spellEnd"/>
+      <w:r>
+        <w:rPr>
+          <w:rFonts w:asciiTheme="minorHAnsi" w:hAnsiTheme="minorHAnsi" w:cstheme="minorHAnsi"/>
+          <w:lang w:val="en-US"/>
+        </w:rPr>
+        <w:t xml:space="preserve"> = 0;</w:t>
       </w:r>
     </w:p>
     <w:p>
@@ -2610,31 +3236,38 @@
         <w:spacing w:after="0"/>
         <w:rPr>
           <w:rFonts w:asciiTheme="minorHAnsi" w:hAnsiTheme="minorHAnsi" w:cstheme="minorHAnsi"/>
-          <w:lang w:val="ru-RU"/>
-        </w:rPr>
-      </w:pPr>
-      <w:r>
-        <w:rPr>
-          <w:rFonts w:asciiTheme="minorHAnsi" w:hAnsiTheme="minorHAnsi" w:cstheme="minorHAnsi"/>
-          <w:lang w:val="ru-RU"/>
-        </w:rPr>
-        <w:t xml:space="preserve">    // Скидка постоянному клиенту (5% от суммы после первой скидки)</w:t>
-      </w:r>
-    </w:p>
-    <w:p>
-      <w:pPr>
-        <w:spacing w:after="0"/>
-        <w:rPr>
-          <w:rFonts w:asciiTheme="minorHAnsi" w:hAnsiTheme="minorHAnsi" w:cstheme="minorHAnsi"/>
-          <w:lang w:val="en-US"/>
-        </w:rPr>
-      </w:pPr>
-      <w:r>
-        <w:rPr>
-          <w:rFonts w:asciiTheme="minorHAnsi" w:hAnsiTheme="minorHAnsi" w:cstheme="minorHAnsi"/>
-          <w:lang w:val="en-US"/>
-        </w:rPr>
-        <w:t xml:space="preserve">    double regularDiscount = 0;</w:t>
+          <w:lang w:val="en-US"/>
+        </w:rPr>
+      </w:pPr>
+      <w:r>
+        <w:rPr>
+          <w:rFonts w:asciiTheme="minorHAnsi" w:hAnsiTheme="minorHAnsi" w:cstheme="minorHAnsi"/>
+          <w:lang w:val="ru-RU"/>
+        </w:rPr>
+        <w:t xml:space="preserve">    </w:t>
+      </w:r>
+      <w:r>
+        <w:rPr>
+          <w:rFonts w:asciiTheme="minorHAnsi" w:hAnsiTheme="minorHAnsi" w:cstheme="minorHAnsi"/>
+          <w:lang w:val="en-US"/>
+        </w:rPr>
+        <w:t xml:space="preserve">double </w:t>
+      </w:r>
+      <w:proofErr w:type="spellStart"/>
+      <w:r>
+        <w:rPr>
+          <w:rFonts w:asciiTheme="minorHAnsi" w:hAnsiTheme="minorHAnsi" w:cstheme="minorHAnsi"/>
+          <w:lang w:val="en-US"/>
+        </w:rPr>
+        <w:t>regularDiscount</w:t>
+      </w:r>
+      <w:proofErr w:type="spellEnd"/>
+      <w:r>
+        <w:rPr>
+          <w:rFonts w:asciiTheme="minorHAnsi" w:hAnsiTheme="minorHAnsi" w:cstheme="minorHAnsi"/>
+          <w:lang w:val="en-US"/>
+        </w:rPr>
+        <w:t xml:space="preserve"> = 0;</w:t>
       </w:r>
     </w:p>
     <w:p>
@@ -2674,56 +3307,102 @@
         <w:spacing w:after="0"/>
         <w:rPr>
           <w:rFonts w:asciiTheme="minorHAnsi" w:hAnsiTheme="minorHAnsi" w:cstheme="minorHAnsi"/>
-          <w:lang w:val="en-US"/>
-        </w:rPr>
-      </w:pPr>
-      <w:r>
-        <w:rPr>
-          <w:rFonts w:asciiTheme="minorHAnsi" w:hAnsiTheme="minorHAnsi" w:cstheme="minorHAnsi"/>
-          <w:lang w:val="en-US"/>
-        </w:rPr>
-        <w:t xml:space="preserve">    }</w:t>
-      </w:r>
-    </w:p>
-    <w:p>
-      <w:pPr>
-        <w:spacing w:after="0"/>
-        <w:rPr>
-          <w:rFonts w:asciiTheme="minorHAnsi" w:hAnsiTheme="minorHAnsi" w:cstheme="minorHAnsi"/>
-          <w:lang w:val="en-US"/>
-        </w:rPr>
-      </w:pPr>
-    </w:p>
-    <w:p>
-      <w:pPr>
-        <w:spacing w:after="0"/>
-        <w:rPr>
-          <w:rFonts w:asciiTheme="minorHAnsi" w:hAnsiTheme="minorHAnsi" w:cstheme="minorHAnsi"/>
-          <w:lang w:val="ru-RU"/>
-        </w:rPr>
-      </w:pPr>
-      <w:r>
-        <w:rPr>
-          <w:rFonts w:asciiTheme="minorHAnsi" w:hAnsiTheme="minorHAnsi" w:cstheme="minorHAnsi"/>
-          <w:lang w:val="ru-RU"/>
-        </w:rPr>
-        <w:t xml:space="preserve">    // Итого без НДС, НДС и сумма к оплате</w:t>
-      </w:r>
-    </w:p>
-    <w:p>
-      <w:pPr>
-        <w:spacing w:after="0"/>
-        <w:rPr>
-          <w:rFonts w:asciiTheme="minorHAnsi" w:hAnsiTheme="minorHAnsi" w:cstheme="minorHAnsi"/>
-          <w:lang w:val="en-US"/>
-        </w:rPr>
-      </w:pPr>
-      <w:r>
-        <w:rPr>
-          <w:rFonts w:asciiTheme="minorHAnsi" w:hAnsiTheme="minorHAnsi" w:cstheme="minorHAnsi"/>
-          <w:lang w:val="en-US"/>
-        </w:rPr>
-        <w:t xml:space="preserve">    double totalBeforeVat = round((afterDuration - regularDiscount) * 100) / 100;</w:t>
+          <w:lang w:val="ru-RU"/>
+        </w:rPr>
+      </w:pPr>
+      <w:r>
+        <w:rPr>
+          <w:rFonts w:asciiTheme="minorHAnsi" w:hAnsiTheme="minorHAnsi" w:cstheme="minorHAnsi"/>
+          <w:lang w:val="en-US"/>
+        </w:rPr>
+        <w:t xml:space="preserve">    </w:t>
+      </w:r>
+      <w:r>
+        <w:rPr>
+          <w:rFonts w:asciiTheme="minorHAnsi" w:hAnsiTheme="minorHAnsi" w:cstheme="minorHAnsi"/>
+          <w:lang w:val="ru-RU"/>
+        </w:rPr>
+        <w:t>}</w:t>
+      </w:r>
+    </w:p>
+    <w:p>
+      <w:pPr>
+        <w:spacing w:after="0"/>
+        <w:rPr>
+          <w:rFonts w:asciiTheme="minorHAnsi" w:hAnsiTheme="minorHAnsi" w:cstheme="minorHAnsi"/>
+          <w:lang w:val="en-US"/>
+        </w:rPr>
+      </w:pPr>
+    </w:p>
+    <w:p>
+      <w:pPr>
+        <w:spacing w:after="0"/>
+        <w:rPr>
+          <w:rFonts w:asciiTheme="minorHAnsi" w:hAnsiTheme="minorHAnsi" w:cstheme="minorHAnsi"/>
+          <w:lang w:val="en-US"/>
+        </w:rPr>
+      </w:pPr>
+      <w:r>
+        <w:rPr>
+          <w:rFonts w:asciiTheme="minorHAnsi" w:hAnsiTheme="minorHAnsi" w:cstheme="minorHAnsi"/>
+          <w:lang w:val="en-US"/>
+        </w:rPr>
+        <w:t xml:space="preserve">    </w:t>
+      </w:r>
+      <w:r>
+        <w:rPr>
+          <w:rFonts w:asciiTheme="minorHAnsi" w:hAnsiTheme="minorHAnsi" w:cstheme="minorHAnsi"/>
+          <w:lang w:val="en-US"/>
+        </w:rPr>
+        <w:t xml:space="preserve">double </w:t>
+      </w:r>
+      <w:proofErr w:type="spellStart"/>
+      <w:r>
+        <w:rPr>
+          <w:rFonts w:asciiTheme="minorHAnsi" w:hAnsiTheme="minorHAnsi" w:cstheme="minorHAnsi"/>
+          <w:lang w:val="en-US"/>
+        </w:rPr>
+        <w:t>totalBeforeVat</w:t>
+      </w:r>
+      <w:proofErr w:type="spellEnd"/>
+      <w:r>
+        <w:rPr>
+          <w:rFonts w:asciiTheme="minorHAnsi" w:hAnsiTheme="minorHAnsi" w:cstheme="minorHAnsi"/>
+          <w:lang w:val="en-US"/>
+        </w:rPr>
+        <w:t xml:space="preserve"> = </w:t>
+      </w:r>
+      <w:proofErr w:type="gramStart"/>
+      <w:r>
+        <w:rPr>
+          <w:rFonts w:asciiTheme="minorHAnsi" w:hAnsiTheme="minorHAnsi" w:cstheme="minorHAnsi"/>
+          <w:lang w:val="en-US"/>
+        </w:rPr>
+        <w:t>round(</w:t>
+      </w:r>
+      <w:proofErr w:type="gramEnd"/>
+      <w:r>
+        <w:rPr>
+          <w:rFonts w:asciiTheme="minorHAnsi" w:hAnsiTheme="minorHAnsi" w:cstheme="minorHAnsi"/>
+          <w:lang w:val="en-US"/>
+        </w:rPr>
+        <w:t>(</w:t>
+      </w:r>
+      <w:proofErr w:type="spellStart"/>
+      <w:r>
+        <w:rPr>
+          <w:rFonts w:asciiTheme="minorHAnsi" w:hAnsiTheme="minorHAnsi" w:cstheme="minorHAnsi"/>
+          <w:lang w:val="en-US"/>
+        </w:rPr>
+        <w:t>afterDuration</w:t>
+      </w:r>
+      <w:proofErr w:type="spellEnd"/>
+      <w:r>
+        <w:rPr>
+          <w:rFonts w:asciiTheme="minorHAnsi" w:hAnsiTheme="minorHAnsi" w:cstheme="minorHAnsi"/>
+          <w:lang w:val="en-US"/>
+        </w:rPr>
+        <w:t xml:space="preserve"> - regularDiscount) * 100) / 100;</w:t>
       </w:r>
     </w:p>
     <w:p>
@@ -2772,47 +3451,79 @@
         <w:spacing w:after="0"/>
         <w:rPr>
           <w:rFonts w:asciiTheme="minorHAnsi" w:hAnsiTheme="minorHAnsi" w:cstheme="minorHAnsi"/>
-          <w:lang w:val="ru-RU"/>
-        </w:rPr>
-      </w:pPr>
-      <w:r>
-        <w:rPr>
-          <w:rFonts w:asciiTheme="minorHAnsi" w:hAnsiTheme="minorHAnsi" w:cstheme="minorHAnsi"/>
-          <w:lang w:val="ru-RU"/>
-        </w:rPr>
-        <w:t xml:space="preserve">    // Вывод чека</w:t>
-      </w:r>
-    </w:p>
-    <w:p>
-      <w:pPr>
-        <w:spacing w:after="0"/>
-        <w:rPr>
-          <w:rFonts w:asciiTheme="minorHAnsi" w:hAnsiTheme="minorHAnsi" w:cstheme="minorHAnsi"/>
-          <w:lang w:val="en-US"/>
-        </w:rPr>
-      </w:pPr>
-      <w:r>
-        <w:rPr>
-          <w:rFonts w:asciiTheme="minorHAnsi" w:hAnsiTheme="minorHAnsi" w:cstheme="minorHAnsi"/>
-          <w:lang w:val="en-US"/>
-        </w:rPr>
-        <w:t xml:space="preserve">    cout &lt;&lt; fixed &lt;&lt; setprecision(2);</w:t>
-      </w:r>
-    </w:p>
-    <w:p>
-      <w:pPr>
-        <w:spacing w:after="0"/>
-        <w:rPr>
-          <w:rFonts w:asciiTheme="minorHAnsi" w:hAnsiTheme="minorHAnsi" w:cstheme="minorHAnsi"/>
-          <w:lang w:val="ru-RU"/>
-        </w:rPr>
-      </w:pPr>
-      <w:r>
-        <w:rPr>
-          <w:rFonts w:asciiTheme="minorHAnsi" w:hAnsiTheme="minorHAnsi" w:cstheme="minorHAnsi"/>
-          <w:lang w:val="ru-RU"/>
-        </w:rPr>
-        <w:t xml:space="preserve">    cout &lt;&lt; "\n=== РАСЧЕТ СТОИМОСТИ ===\n";</w:t>
+          <w:lang w:val="en-US"/>
+        </w:rPr>
+      </w:pPr>
+      <w:r>
+        <w:rPr>
+          <w:rFonts w:asciiTheme="minorHAnsi" w:hAnsiTheme="minorHAnsi" w:cstheme="minorHAnsi"/>
+          <w:lang w:val="en-US"/>
+        </w:rPr>
+        <w:t xml:space="preserve">    cout &lt;&lt; fixed &lt;&lt; </w:t>
+      </w:r>
+      <w:proofErr w:type="gramStart"/>
+      <w:r>
+        <w:rPr>
+          <w:rFonts w:asciiTheme="minorHAnsi" w:hAnsiTheme="minorHAnsi" w:cstheme="minorHAnsi"/>
+          <w:lang w:val="en-US"/>
+        </w:rPr>
+        <w:t>setprecision(</w:t>
+      </w:r>
+      <w:proofErr w:type="gramEnd"/>
+      <w:r>
+        <w:rPr>
+          <w:rFonts w:asciiTheme="minorHAnsi" w:hAnsiTheme="minorHAnsi" w:cstheme="minorHAnsi"/>
+          <w:lang w:val="en-US"/>
+        </w:rPr>
+        <w:t>2);</w:t>
+      </w:r>
+    </w:p>
+    <w:p>
+      <w:pPr>
+        <w:spacing w:after="0"/>
+        <w:rPr>
+          <w:rFonts w:asciiTheme="minorHAnsi" w:hAnsiTheme="minorHAnsi" w:cstheme="minorHAnsi"/>
+          <w:lang w:val="ru-RU"/>
+        </w:rPr>
+      </w:pPr>
+      <w:r>
+        <w:rPr>
+          <w:rFonts w:asciiTheme="minorHAnsi" w:hAnsiTheme="minorHAnsi" w:cstheme="minorHAnsi"/>
+          <w:lang w:val="en-US"/>
+        </w:rPr>
+        <w:t xml:space="preserve">    </w:t>
+      </w:r>
+      <w:proofErr w:type="spellStart"/>
+      <w:r>
+        <w:rPr>
+          <w:rFonts w:asciiTheme="minorHAnsi" w:hAnsiTheme="minorHAnsi" w:cstheme="minorHAnsi"/>
+          <w:lang w:val="ru-RU"/>
+        </w:rPr>
+        <w:t>cout</w:t>
+      </w:r>
+      <w:proofErr w:type="spellEnd"/>
+      <w:r>
+        <w:rPr>
+          <w:rFonts w:asciiTheme="minorHAnsi" w:hAnsiTheme="minorHAnsi" w:cstheme="minorHAnsi"/>
+          <w:lang w:val="ru-RU"/>
+        </w:rPr>
+        <w:t xml:space="preserve"> </w:t>
+      </w:r>
+      <w:proofErr w:type="gramStart"/>
+      <w:r>
+        <w:rPr>
+          <w:rFonts w:asciiTheme="minorHAnsi" w:hAnsiTheme="minorHAnsi" w:cstheme="minorHAnsi"/>
+          <w:lang w:val="ru-RU"/>
+        </w:rPr>
+        <w:t>&lt;&lt; "</w:t>
+      </w:r>
+      <w:proofErr w:type="gramEnd"/>
+      <w:r>
+        <w:rPr>
+          <w:rFonts w:asciiTheme="minorHAnsi" w:hAnsiTheme="minorHAnsi" w:cstheme="minorHAnsi"/>
+          <w:lang w:val="ru-RU"/>
+        </w:rPr>
+        <w:t>\n=== РАСЧЕТ СТОИМОСТИ ===\n";</w:t>
       </w:r>
     </w:p>
     <w:p>
@@ -2916,72 +3627,157 @@
         <w:spacing w:after="0"/>
         <w:rPr>
           <w:rFonts w:asciiTheme="minorHAnsi" w:hAnsiTheme="minorHAnsi" w:cstheme="minorHAnsi"/>
-          <w:lang w:val="ru-RU"/>
-        </w:rPr>
-      </w:pPr>
-      <w:r>
-        <w:rPr>
-          <w:rFonts w:asciiTheme="minorHAnsi" w:hAnsiTheme="minorHAnsi" w:cstheme="minorHAnsi"/>
-          <w:lang w:val="ru-RU"/>
-        </w:rPr>
-        <w:t xml:space="preserve">    cout &lt;&lt; "НДС 20%: " &lt;&lt; vat &lt;&lt; " руб\n";</w:t>
-      </w:r>
-    </w:p>
-    <w:p>
-      <w:pPr>
-        <w:spacing w:after="0"/>
-        <w:rPr>
-          <w:rFonts w:asciiTheme="minorHAnsi" w:hAnsiTheme="minorHAnsi" w:cstheme="minorHAnsi"/>
-          <w:lang w:val="ru-RU"/>
-        </w:rPr>
-      </w:pPr>
-      <w:r>
-        <w:rPr>
-          <w:rFonts w:asciiTheme="minorHAnsi" w:hAnsiTheme="minorHAnsi" w:cstheme="minorHAnsi"/>
-          <w:lang w:val="ru-RU"/>
-        </w:rPr>
-        <w:t xml:space="preserve">    cout &lt;&lt; "К ОПЛАТЕ: " &lt;&lt; totalToPay &lt;&lt; " руб\n";</w:t>
-      </w:r>
-    </w:p>
-    <w:p>
-      <w:pPr>
-        <w:spacing w:after="0"/>
-        <w:rPr>
-          <w:rFonts w:asciiTheme="minorHAnsi" w:hAnsiTheme="minorHAnsi" w:cstheme="minorHAnsi"/>
-          <w:lang w:val="en-US"/>
-        </w:rPr>
-      </w:pPr>
-    </w:p>
-    <w:p>
-      <w:pPr>
-        <w:spacing w:after="0"/>
-        <w:rPr>
-          <w:rFonts w:asciiTheme="minorHAnsi" w:hAnsiTheme="minorHAnsi" w:cstheme="minorHAnsi"/>
-          <w:lang w:val="en-US"/>
-        </w:rPr>
-      </w:pPr>
-      <w:r>
-        <w:rPr>
-          <w:rFonts w:asciiTheme="minorHAnsi" w:hAnsiTheme="minorHAnsi" w:cstheme="minorHAnsi"/>
-          <w:lang w:val="en-US"/>
-        </w:rPr>
-        <w:t xml:space="preserve">    return 0;</w:t>
-      </w:r>
-    </w:p>
-    <w:p>
-      <w:pPr>
-        <w:spacing w:after="0"/>
-        <w:rPr>
-          <w:rFonts w:asciiTheme="minorHAnsi" w:hAnsiTheme="minorHAnsi" w:cstheme="minorHAnsi"/>
-          <w:lang w:val="en-US"/>
-        </w:rPr>
-      </w:pPr>
-      <w:r>
-        <w:rPr>
-          <w:rFonts w:asciiTheme="minorHAnsi" w:hAnsiTheme="minorHAnsi" w:cstheme="minorHAnsi"/>
-          <w:lang w:val="en-US"/>
-        </w:rPr>
-        <w:t xml:space="preserve">}</w:t>
+          <w:lang w:val="en-US"/>
+        </w:rPr>
+      </w:pPr>
+      <w:r>
+        <w:rPr>
+          <w:rFonts w:asciiTheme="minorHAnsi" w:hAnsiTheme="minorHAnsi" w:cstheme="minorHAnsi"/>
+          <w:lang w:val="ru-RU"/>
+        </w:rPr>
+        <w:t xml:space="preserve">    </w:t>
+      </w:r>
+      <w:proofErr w:type="spellStart"/>
+      <w:r>
+        <w:rPr>
+          <w:rFonts w:asciiTheme="minorHAnsi" w:hAnsiTheme="minorHAnsi" w:cstheme="minorHAnsi"/>
+          <w:lang w:val="en-US"/>
+        </w:rPr>
+        <w:t>cout</w:t>
+      </w:r>
+      <w:proofErr w:type="spellEnd"/>
+      <w:r>
+        <w:rPr>
+          <w:rFonts w:asciiTheme="minorHAnsi" w:hAnsiTheme="minorHAnsi" w:cstheme="minorHAnsi"/>
+          <w:lang w:val="en-US"/>
+        </w:rPr>
+        <w:t xml:space="preserve"> &lt;&lt; "</w:t>
+      </w:r>
+      <w:r>
+        <w:rPr>
+          <w:rFonts w:asciiTheme="minorHAnsi" w:hAnsiTheme="minorHAnsi" w:cstheme="minorHAnsi"/>
+          <w:lang w:val="ru-RU"/>
+        </w:rPr>
+        <w:t>НДС</w:t>
+      </w:r>
+      <w:r>
+        <w:rPr>
+          <w:rFonts w:asciiTheme="minorHAnsi" w:hAnsiTheme="minorHAnsi" w:cstheme="minorHAnsi"/>
+          <w:lang w:val="en-US"/>
+        </w:rPr>
+        <w:t xml:space="preserve"> 20%: " &lt;&lt; vat &lt;&lt; " </w:t>
+      </w:r>
+      <w:proofErr w:type="spellStart"/>
+      <w:r>
+        <w:rPr>
+          <w:rFonts w:asciiTheme="minorHAnsi" w:hAnsiTheme="minorHAnsi" w:cstheme="minorHAnsi"/>
+          <w:lang w:val="ru-RU"/>
+        </w:rPr>
+        <w:t>руб</w:t>
+      </w:r>
+      <w:proofErr w:type="spellEnd"/>
+      <w:r>
+        <w:rPr>
+          <w:rFonts w:asciiTheme="minorHAnsi" w:hAnsiTheme="minorHAnsi" w:cstheme="minorHAnsi"/>
+          <w:lang w:val="en-US"/>
+        </w:rPr>
+        <w:t>\n";</w:t>
+      </w:r>
+    </w:p>
+    <w:p>
+      <w:pPr>
+        <w:spacing w:after="0"/>
+        <w:rPr>
+          <w:rFonts w:asciiTheme="minorHAnsi" w:hAnsiTheme="minorHAnsi" w:cstheme="minorHAnsi"/>
+          <w:lang w:val="ru-RU"/>
+        </w:rPr>
+      </w:pPr>
+      <w:r>
+        <w:rPr>
+          <w:rFonts w:asciiTheme="minorHAnsi" w:hAnsiTheme="minorHAnsi" w:cstheme="minorHAnsi"/>
+          <w:lang w:val="en-US"/>
+        </w:rPr>
+        <w:t xml:space="preserve">    </w:t>
+      </w:r>
+      <w:proofErr w:type="spellStart"/>
+      <w:r>
+        <w:rPr>
+          <w:rFonts w:asciiTheme="minorHAnsi" w:hAnsiTheme="minorHAnsi" w:cstheme="minorHAnsi"/>
+          <w:lang w:val="ru-RU"/>
+        </w:rPr>
+        <w:t>cout</w:t>
+      </w:r>
+      <w:proofErr w:type="spellEnd"/>
+      <w:r>
+        <w:rPr>
+          <w:rFonts w:asciiTheme="minorHAnsi" w:hAnsiTheme="minorHAnsi" w:cstheme="minorHAnsi"/>
+          <w:lang w:val="ru-RU"/>
+        </w:rPr>
+        <w:t xml:space="preserve"> </w:t>
+      </w:r>
+      <w:proofErr w:type="gramStart"/>
+      <w:r>
+        <w:rPr>
+          <w:rFonts w:asciiTheme="minorHAnsi" w:hAnsiTheme="minorHAnsi" w:cstheme="minorHAnsi"/>
+          <w:lang w:val="ru-RU"/>
+        </w:rPr>
+        <w:t>&lt;&lt; "</w:t>
+      </w:r>
+      <w:proofErr w:type="gramEnd"/>
+      <w:r>
+        <w:rPr>
+          <w:rFonts w:asciiTheme="minorHAnsi" w:hAnsiTheme="minorHAnsi" w:cstheme="minorHAnsi"/>
+          <w:lang w:val="ru-RU"/>
+        </w:rPr>
+        <w:t>К ОПЛАТЕ: " &lt;&lt; totalToPay &lt;&lt; " руб\n";</w:t>
+      </w:r>
+    </w:p>
+    <w:p>
+      <w:pPr>
+        <w:spacing w:after="0"/>
+        <w:rPr>
+          <w:rFonts w:asciiTheme="minorHAnsi" w:hAnsiTheme="minorHAnsi" w:cstheme="minorHAnsi"/>
+          <w:lang w:val="ru-RU"/>
+        </w:rPr>
+      </w:pPr>
+    </w:p>
+    <w:p>
+      <w:pPr>
+        <w:spacing w:after="0"/>
+        <w:rPr>
+          <w:rFonts w:asciiTheme="minorHAnsi" w:hAnsiTheme="minorHAnsi" w:cstheme="minorHAnsi"/>
+          <w:lang w:val="en-US"/>
+        </w:rPr>
+      </w:pPr>
+      <w:r>
+        <w:rPr>
+          <w:rFonts w:asciiTheme="minorHAnsi" w:hAnsiTheme="minorHAnsi" w:cstheme="minorHAnsi"/>
+          <w:lang w:val="ru-RU"/>
+        </w:rPr>
+        <w:t xml:space="preserve">    </w:t>
+      </w:r>
+      <w:r>
+        <w:rPr>
+          <w:rFonts w:asciiTheme="minorHAnsi" w:hAnsiTheme="minorHAnsi" w:cstheme="minorHAnsi"/>
+          <w:lang w:val="en-US"/>
+        </w:rPr>
+        <w:t>return 0;</w:t>
+      </w:r>
+    </w:p>
+    <w:p>
+      <w:pPr>
+        <w:spacing w:after="0"/>
+        <w:rPr>
+          <w:rFonts w:asciiTheme="minorHAnsi" w:hAnsiTheme="minorHAnsi" w:cstheme="minorHAnsi"/>
+          <w:lang w:val="en-US"/>
+        </w:rPr>
+      </w:pPr>
+      <w:r>
+        <w:rPr>
+          <w:rFonts w:asciiTheme="minorHAnsi" w:hAnsiTheme="minorHAnsi" w:cstheme="minorHAnsi"/>
+          <w:lang w:val="en-US"/>
+        </w:rPr>
+        <w:t>}</w:t>
       </w:r>
     </w:p>
     <w:sectPr>
